--- a/Praca Andrzej Paruch.docx
+++ b/Praca Andrzej Paruch.docx
@@ -161,107 +161,7 @@
           <w:sz w:val="32"/>
           <w:szCs w:val="32"/>
         </w:rPr>
-        <w:t xml:space="preserve">Interior </w:t>
-      </w:r>
-      <w:proofErr w:type="spellStart"/>
-      <w:r>
-        <w:rPr>
-          <w:rFonts w:ascii="Arial" w:hAnsi="Arial" w:cs="Arial"/>
-          <w:i/>
-          <w:sz w:val="32"/>
-          <w:szCs w:val="32"/>
-        </w:rPr>
-        <w:t>decoration</w:t>
-      </w:r>
-      <w:proofErr w:type="spellEnd"/>
-      <w:r>
-        <w:rPr>
-          <w:rFonts w:ascii="Arial" w:hAnsi="Arial" w:cs="Arial"/>
-          <w:i/>
-          <w:sz w:val="32"/>
-          <w:szCs w:val="32"/>
-        </w:rPr>
-        <w:t xml:space="preserve"> system </w:t>
-      </w:r>
-      <w:proofErr w:type="spellStart"/>
-      <w:r>
-        <w:rPr>
-          <w:rFonts w:ascii="Arial" w:hAnsi="Arial" w:cs="Arial"/>
-          <w:i/>
-          <w:sz w:val="32"/>
-          <w:szCs w:val="32"/>
-        </w:rPr>
-        <w:t>using</w:t>
-      </w:r>
-      <w:proofErr w:type="spellEnd"/>
-      <w:r>
-        <w:rPr>
-          <w:rFonts w:ascii="Arial" w:hAnsi="Arial" w:cs="Arial"/>
-          <w:i/>
-          <w:sz w:val="32"/>
-          <w:szCs w:val="32"/>
-        </w:rPr>
-        <w:t xml:space="preserve"> </w:t>
-      </w:r>
-      <w:proofErr w:type="spellStart"/>
-      <w:r>
-        <w:rPr>
-          <w:rFonts w:ascii="Arial" w:hAnsi="Arial" w:cs="Arial"/>
-          <w:i/>
-          <w:sz w:val="32"/>
-          <w:szCs w:val="32"/>
-        </w:rPr>
-        <w:t>virtual</w:t>
-      </w:r>
-      <w:proofErr w:type="spellEnd"/>
-      <w:r>
-        <w:rPr>
-          <w:rFonts w:ascii="Arial" w:hAnsi="Arial" w:cs="Arial"/>
-          <w:i/>
-          <w:sz w:val="32"/>
-          <w:szCs w:val="32"/>
-        </w:rPr>
-        <w:t xml:space="preserve"> </w:t>
-      </w:r>
-      <w:proofErr w:type="spellStart"/>
-      <w:r>
-        <w:rPr>
-          <w:rFonts w:ascii="Arial" w:hAnsi="Arial" w:cs="Arial"/>
-          <w:i/>
-          <w:sz w:val="32"/>
-          <w:szCs w:val="32"/>
-        </w:rPr>
-        <w:t>reality</w:t>
-      </w:r>
-      <w:proofErr w:type="spellEnd"/>
-      <w:r>
-        <w:rPr>
-          <w:rFonts w:ascii="Arial" w:hAnsi="Arial" w:cs="Arial"/>
-          <w:i/>
-          <w:sz w:val="32"/>
-          <w:szCs w:val="32"/>
-        </w:rPr>
-        <w:t xml:space="preserve"> </w:t>
-      </w:r>
-      <w:proofErr w:type="spellStart"/>
-      <w:r>
-        <w:rPr>
-          <w:rFonts w:ascii="Arial" w:hAnsi="Arial" w:cs="Arial"/>
-          <w:i/>
-          <w:sz w:val="32"/>
-          <w:szCs w:val="32"/>
-        </w:rPr>
-        <w:t>technology</w:t>
-      </w:r>
-      <w:proofErr w:type="spellEnd"/>
-      <w:r>
-        <w:rPr>
-          <w:rFonts w:ascii="Arial" w:hAnsi="Arial" w:cs="Arial"/>
-          <w:i/>
-          <w:sz w:val="32"/>
-          <w:szCs w:val="32"/>
-        </w:rPr>
-        <w:t xml:space="preserve"> (VR)</w:t>
+        <w:t>Interior decoration system using virtual reality technology (VR)</w:t>
       </w:r>
     </w:p>
     <w:p>
@@ -290,18 +190,8 @@
           <w:sz w:val="28"/>
           <w:szCs w:val="28"/>
         </w:rPr>
-        <w:t xml:space="preserve">Andrzej </w:t>
-      </w:r>
-      <w:proofErr w:type="spellStart"/>
-      <w:r>
-        <w:rPr>
-          <w:rFonts w:ascii="Arial" w:hAnsi="Arial" w:cs="Arial"/>
-          <w:sz w:val="28"/>
-          <w:szCs w:val="28"/>
-        </w:rPr>
-        <w:t>Paruch</w:t>
-      </w:r>
-      <w:proofErr w:type="spellEnd"/>
+        <w:t>Andrzej Paruch</w:t>
+      </w:r>
     </w:p>
     <w:p>
       <w:pPr>
@@ -1377,15 +1267,7 @@
         <w:t>y</w:t>
       </w:r>
       <w:r>
-        <w:t xml:space="preserve">szły dom lub pokój. W dobie </w:t>
-      </w:r>
-      <w:proofErr w:type="spellStart"/>
-      <w:r>
-        <w:t>internetu</w:t>
-      </w:r>
-      <w:proofErr w:type="spellEnd"/>
-      <w:r>
-        <w:t xml:space="preserve"> oraz komputerów człowiek ma dostęp do różnego rodzaju oprogramowania, które ma mu służyć jako pomoc w projektowaniu wnętrz. Jednak zawsze ta wizualizacja jest mało przejrzysta, bo to co widzimy to obrazek na ekranie komputera. Wygodniej by było wejść do tego wirtualnego świata i na własne oczy zobaczyć jak zaprojektowane pomieszczenie wygląda. Tu z pomocą przychodzi technologia wirtualnej rzeczywistości umożliwiająca wstąpić w cyfrowy świat.</w:t>
+        <w:t>szły dom lub pokój. W dobie internetu oraz komputerów człowiek ma dostęp do różnego rodzaju oprogramowania, które ma mu służyć jako pomoc w projektowaniu wnętrz. Jednak zawsze ta wizualizacja jest mało przejrzysta, bo to co widzimy to obrazek na ekranie komputera. Wygodniej by było wejść do tego wirtualnego świata i na własne oczy zobaczyć jak zaprojektowane pomieszczenie wygląda. Tu z pomocą przychodzi technologia wirtualnej rzeczywistości umożliwiająca wstąpić w cyfrowy świat.</w:t>
       </w:r>
     </w:p>
     <w:p>
@@ -1673,7 +1555,6 @@
                 <w:szCs w:val="22"/>
               </w:rPr>
             </w:pPr>
-            <w:proofErr w:type="spellStart"/>
             <w:r>
               <w:rPr>
                 <w:sz w:val="22"/>
@@ -1681,7 +1562,6 @@
               </w:rPr>
               <w:t>Homestyler</w:t>
             </w:r>
-            <w:proofErr w:type="spellEnd"/>
           </w:p>
         </w:tc>
         <w:tc>
@@ -1768,23 +1648,7 @@
                 <w:sz w:val="22"/>
                 <w:szCs w:val="22"/>
               </w:rPr>
-              <w:t xml:space="preserve">Duża baza mebli, Konwertowanie </w:t>
-            </w:r>
-            <w:proofErr w:type="spellStart"/>
-            <w:r>
-              <w:rPr>
-                <w:sz w:val="22"/>
-                <w:szCs w:val="22"/>
-              </w:rPr>
-              <w:t>planow</w:t>
-            </w:r>
-            <w:proofErr w:type="spellEnd"/>
-            <w:r>
-              <w:rPr>
-                <w:sz w:val="22"/>
-                <w:szCs w:val="22"/>
-              </w:rPr>
-              <w:t xml:space="preserve"> 2D na 3D, Prezentacja VR, Moduł AI</w:t>
+              <w:t>Duża baza mebli, Konwertowanie planow 2D na 3D, Prezentacja VR, Moduł AI</w:t>
             </w:r>
           </w:p>
         </w:tc>
@@ -1806,21 +1670,12 @@
                 <w:szCs w:val="22"/>
               </w:rPr>
             </w:pPr>
-            <w:proofErr w:type="spellStart"/>
             <w:r>
               <w:rPr>
                 <w:sz w:val="22"/>
                 <w:szCs w:val="22"/>
               </w:rPr>
-              <w:t>Sweet</w:t>
-            </w:r>
-            <w:proofErr w:type="spellEnd"/>
-            <w:r>
-              <w:rPr>
-                <w:sz w:val="22"/>
-                <w:szCs w:val="22"/>
-              </w:rPr>
-              <w:t xml:space="preserve"> Home 3D</w:t>
+              <w:t>Sweet Home 3D</w:t>
             </w:r>
           </w:p>
         </w:tc>
@@ -1930,31 +1785,13 @@
                 <w:szCs w:val="22"/>
               </w:rPr>
             </w:pPr>
-            <w:proofErr w:type="spellStart"/>
             <w:r>
               <w:rPr>
                 <w:sz w:val="22"/>
                 <w:szCs w:val="22"/>
               </w:rPr>
-              <w:t>Sketch</w:t>
-            </w:r>
-            <w:proofErr w:type="spellEnd"/>
-            <w:r>
-              <w:rPr>
-                <w:sz w:val="22"/>
-                <w:szCs w:val="22"/>
-              </w:rPr>
-              <w:t xml:space="preserve"> </w:t>
-            </w:r>
-            <w:proofErr w:type="spellStart"/>
-            <w:r>
-              <w:rPr>
-                <w:sz w:val="22"/>
-                <w:szCs w:val="22"/>
-              </w:rPr>
-              <w:t>Up</w:t>
-            </w:r>
-            <w:proofErr w:type="spellEnd"/>
+              <w:t>Sketch Up</w:t>
+            </w:r>
           </w:p>
         </w:tc>
         <w:tc>
@@ -2185,33 +2022,35 @@
                 <w:szCs w:val="22"/>
               </w:rPr>
             </w:pPr>
-            <w:proofErr w:type="spellStart"/>
-            <w:proofErr w:type="gramStart"/>
             <w:r>
               <w:rPr>
                 <w:sz w:val="22"/>
                 <w:szCs w:val="22"/>
               </w:rPr>
-              <w:t>p.Con</w:t>
-            </w:r>
-            <w:proofErr w:type="spellEnd"/>
-            <w:proofErr w:type="gramEnd"/>
-            <w:r>
+              <w:t>p.Con planner</w:t>
+            </w:r>
+          </w:p>
+        </w:tc>
+        <w:tc>
+          <w:tcPr>
+            <w:tcW w:w="1790" w:type="dxa"/>
+          </w:tcPr>
+          <w:p>
+            <w:pPr>
+              <w:pStyle w:val="Praca"/>
+              <w:jc w:val="left"/>
               <w:rPr>
                 <w:sz w:val="22"/>
                 <w:szCs w:val="22"/>
               </w:rPr>
-              <w:t xml:space="preserve"> </w:t>
-            </w:r>
-            <w:proofErr w:type="spellStart"/>
+            </w:pPr>
             <w:r>
               <w:rPr>
                 <w:sz w:val="22"/>
                 <w:szCs w:val="22"/>
               </w:rPr>
-              <w:t>planner</w:t>
-            </w:r>
-            <w:proofErr w:type="spellEnd"/>
+              <w:t>Zakup Jednorazowy</w:t>
+            </w:r>
           </w:p>
         </w:tc>
         <w:tc>
@@ -2232,7 +2071,7 @@
                 <w:sz w:val="22"/>
                 <w:szCs w:val="22"/>
               </w:rPr>
-              <w:t>Zakup Jednorazowy</w:t>
+              <w:t>Darmowy/19 999 zl</w:t>
             </w:r>
           </w:p>
         </w:tc>
@@ -2254,59 +2093,28 @@
                 <w:sz w:val="22"/>
                 <w:szCs w:val="22"/>
               </w:rPr>
-              <w:t xml:space="preserve">Darmowy/19 999 </w:t>
-            </w:r>
-            <w:proofErr w:type="spellStart"/>
-            <w:r>
+              <w:t>Flat/VR</w:t>
+            </w:r>
+          </w:p>
+        </w:tc>
+        <w:tc>
+          <w:tcPr>
+            <w:tcW w:w="1790" w:type="dxa"/>
+          </w:tcPr>
+          <w:p>
+            <w:pPr>
+              <w:pStyle w:val="Praca"/>
+              <w:jc w:val="left"/>
               <w:rPr>
                 <w:sz w:val="22"/>
                 <w:szCs w:val="22"/>
               </w:rPr>
-              <w:t>zl</w:t>
-            </w:r>
-            <w:proofErr w:type="spellEnd"/>
-          </w:p>
-        </w:tc>
-        <w:tc>
-          <w:tcPr>
-            <w:tcW w:w="1790" w:type="dxa"/>
-          </w:tcPr>
-          <w:p>
-            <w:pPr>
-              <w:pStyle w:val="Praca"/>
-              <w:jc w:val="left"/>
+            </w:pPr>
+            <w:r>
               <w:rPr>
                 <w:sz w:val="22"/>
                 <w:szCs w:val="22"/>
               </w:rPr>
-            </w:pPr>
-            <w:r>
-              <w:rPr>
-                <w:sz w:val="22"/>
-                <w:szCs w:val="22"/>
-              </w:rPr>
-              <w:t>Flat/VR</w:t>
-            </w:r>
-          </w:p>
-        </w:tc>
-        <w:tc>
-          <w:tcPr>
-            <w:tcW w:w="1790" w:type="dxa"/>
-          </w:tcPr>
-          <w:p>
-            <w:pPr>
-              <w:pStyle w:val="Praca"/>
-              <w:jc w:val="left"/>
-              <w:rPr>
-                <w:sz w:val="22"/>
-                <w:szCs w:val="22"/>
-              </w:rPr>
-            </w:pPr>
-            <w:r>
-              <w:rPr>
-                <w:sz w:val="22"/>
-                <w:szCs w:val="22"/>
-              </w:rPr>
               <w:t>Baza gotowych modeli, Wtyczka VR</w:t>
             </w:r>
           </w:p>
@@ -2324,15 +2132,7 @@
       </w:pPr>
       <w:r>
         <w:lastRenderedPageBreak/>
-        <w:t xml:space="preserve">Rozwiązania proponowane przez inne firmy często opierają się na opracowaniu planów 2D i późniejszym rozstawieniu mebli w przestrzeni trójwymiarowej. Oferują tworzenie </w:t>
-      </w:r>
-      <w:proofErr w:type="spellStart"/>
-      <w:r>
-        <w:t>renderów</w:t>
-      </w:r>
-      <w:proofErr w:type="spellEnd"/>
-      <w:r>
-        <w:t xml:space="preserve"> w wysokiej rozdzielczości, ale i również spacery po zaprojektowanych wnętrzach. Niektóre system</w:t>
+        <w:t>Rozwiązania proponowane przez inne firmy często opierają się na opracowaniu planów 2D i późniejszym rozstawieniu mebli w przestrzeni trójwymiarowej. Oferują tworzenie renderów w wysokiej rozdzielczości, ale i również spacery po zaprojektowanych wnętrzach. Niektóre system</w:t>
       </w:r>
       <w:r>
         <w:t>y</w:t>
@@ -2436,23 +2236,7 @@
         <w:t xml:space="preserve"> Choć nie można było mówić o VR samym w sobie, to koncept oszukania mózgu, że to co widzi jest </w:t>
       </w:r>
       <w:r>
-        <w:t xml:space="preserve">trójwymiarowe było z ludźmi od bardzo dawna. Jednym z pierwszych urządzeń, które miały imitować </w:t>
-      </w:r>
-      <w:proofErr w:type="spellStart"/>
-      <w:r>
-        <w:t>trójwymiar</w:t>
-      </w:r>
-      <w:proofErr w:type="spellEnd"/>
-      <w:r>
-        <w:t xml:space="preserve"> był stereoskop </w:t>
-      </w:r>
-      <w:proofErr w:type="spellStart"/>
-      <w:r>
-        <w:t>Wheatstone’a</w:t>
-      </w:r>
-      <w:proofErr w:type="spellEnd"/>
-      <w:r>
-        <w:t xml:space="preserve"> wynaleziony w 1838 roku. </w:t>
+        <w:t xml:space="preserve">trójwymiarowe było z ludźmi od bardzo dawna. Jednym z pierwszych urządzeń, które miały imitować trójwymiar był stereoskop Wheatstone’a wynaleziony w 1838 roku. </w:t>
       </w:r>
     </w:p>
     <w:p>
@@ -2525,13 +2309,8 @@
         <w:jc w:val="center"/>
       </w:pPr>
       <w:r>
-        <w:t xml:space="preserve">Rys. 1.1 Stereoskop </w:t>
-      </w:r>
-      <w:proofErr w:type="spellStart"/>
-      <w:r>
-        <w:t>Wheatstone’a</w:t>
-      </w:r>
-      <w:proofErr w:type="spellEnd"/>
+        <w:t>Rys. 1.1 Stereoskop Wheatstone’a</w:t>
+      </w:r>
       <w:r>
         <w:t>.</w:t>
       </w:r>
@@ -2566,15 +2345,7 @@
         <w:t xml:space="preserve"> 30. ubiegłego wieku.</w:t>
       </w:r>
       <w:r>
-        <w:t xml:space="preserve"> Link </w:t>
-      </w:r>
-      <w:proofErr w:type="spellStart"/>
-      <w:r>
-        <w:t>trainer</w:t>
-      </w:r>
-      <w:proofErr w:type="spellEnd"/>
-      <w:r>
-        <w:t xml:space="preserve"> miał za zadanie symulować lot samolotem. W tym celu z dużą dokładnością odwzorowywał wskazania instrumentów lotniczych. W czasie II wojny światowej te oto symulatory wytrenowały ponad 500 000 pilotów.</w:t>
+        <w:t xml:space="preserve"> Link trainer miał za zadanie symulować lot samolotem. W tym celu z dużą dokładnością odwzorowywał wskazania instrumentów lotniczych. W czasie II wojny światowej te oto symulatory wytrenowały ponad 500 000 pilotów.</w:t>
       </w:r>
     </w:p>
     <w:p>
@@ -2647,15 +2418,7 @@
         <w:jc w:val="center"/>
       </w:pPr>
       <w:r>
-        <w:t xml:space="preserve">Rys. 1.2 Link </w:t>
-      </w:r>
-      <w:proofErr w:type="spellStart"/>
-      <w:r>
-        <w:t>Trainer</w:t>
-      </w:r>
-      <w:proofErr w:type="spellEnd"/>
-      <w:r>
-        <w:t xml:space="preserve"> w użyciu</w:t>
+        <w:t>Rys. 1.2 Link Trainer w użyciu</w:t>
       </w:r>
       <w:r>
         <w:t>. Źródło: [21]</w:t>
@@ -2679,23 +2442,7 @@
       </w:pPr>
       <w:r>
         <w:lastRenderedPageBreak/>
-        <w:t xml:space="preserve">Sama ta technologia tylko ilustruje to jak ludzie na wiele sposobów próbowali oszukiwać ludzi, by mieli wrażenie, że są w innym miejscu niż faktycznie są. Leży to u podstaw konceptu wirtualnej rzeczywistości. W takim razie co było pierwszym urządzeniem, które w pełni realizowało założenia wirtualnej rzeczywistości? W 1962 roku Morton </w:t>
-      </w:r>
-      <w:proofErr w:type="spellStart"/>
-      <w:r>
-        <w:t>Heiling</w:t>
-      </w:r>
-      <w:proofErr w:type="spellEnd"/>
-      <w:r>
-        <w:t xml:space="preserve"> zaprezentował światu </w:t>
-      </w:r>
-      <w:proofErr w:type="spellStart"/>
-      <w:r>
-        <w:t>Sensoramę</w:t>
-      </w:r>
-      <w:proofErr w:type="spellEnd"/>
-      <w:r>
-        <w:t>.</w:t>
+        <w:t>Sama ta technologia tylko ilustruje to jak ludzie na wiele sposobów próbowali oszukiwać ludzi, by mieli wrażenie, że są w innym miejscu niż faktycznie są. Leży to u podstaw konceptu wirtualnej rzeczywistości. W takim razie co było pierwszym urządzeniem, które w pełni realizowało założenia wirtualnej rzeczywistości? W 1962 roku Morton Heiling zaprezentował światu Sensoramę.</w:t>
       </w:r>
       <w:r>
         <w:t xml:space="preserve"> Można ją porównać do wyświetlania filmów w 4D. Urządzenie miało stymulować każdy zmysł człowieka. Widz mógł poczuć się jak uczestnik filmu. Przykładał on głowię do urządzenia i oglądał specjalnie nakręcone filmy. W tym czasie mógł słyszeć dźwięk w stereo, co było c</w:t>
@@ -2710,23 +2457,7 @@
         <w:t>ym</w:t>
       </w:r>
       <w:r>
-        <w:t xml:space="preserve"> w tamtych czasach. Dodatkowo mógł poczuć </w:t>
-      </w:r>
-      <w:proofErr w:type="spellStart"/>
-      <w:r>
-        <w:t>róźnego</w:t>
-      </w:r>
-      <w:proofErr w:type="spellEnd"/>
-      <w:r>
-        <w:t xml:space="preserve"> rodzaju zapach oraz sam fotel miał się przechylać i wibrować, by symulować zdarzenia dziejące się na filmie. </w:t>
-      </w:r>
-      <w:proofErr w:type="spellStart"/>
-      <w:r>
-        <w:t>Sensorama</w:t>
-      </w:r>
-      <w:proofErr w:type="spellEnd"/>
-      <w:r>
-        <w:t xml:space="preserve"> przenosiła widza w zupełnie inny świat oszukując każdy jego zmysł. Choć nadal brakowało tutaj interaktywności to ten wynalazek można określić jako pierwsze urządzenie VR.</w:t>
+        <w:t xml:space="preserve"> w tamtych czasach. Dodatkowo mógł poczuć róźnego rodzaju zapach oraz sam fotel miał się przechylać i wibrować, by symulować zdarzenia dziejące się na filmie. Sensorama przenosiła widza w zupełnie inny świat oszukując każdy jego zmysł. Choć nadal brakowało tutaj interaktywności to ten wynalazek można określić jako pierwsze urządzenie VR.</w:t>
       </w:r>
     </w:p>
     <w:p>
@@ -2794,13 +2525,8 @@
         <w:jc w:val="center"/>
       </w:pPr>
       <w:r>
-        <w:t xml:space="preserve">Rys 1.3 </w:t>
-      </w:r>
-      <w:proofErr w:type="spellStart"/>
-      <w:r>
-        <w:t>Sensorama</w:t>
-      </w:r>
-      <w:proofErr w:type="spellEnd"/>
+        <w:t>Rys 1.3 Sensorama</w:t>
+      </w:r>
       <w:r>
         <w:t>. Źródło: [</w:t>
       </w:r>
@@ -2835,31 +2561,7 @@
       </w:pPr>
       <w:r>
         <w:lastRenderedPageBreak/>
-        <w:t xml:space="preserve">Używając </w:t>
-      </w:r>
-      <w:proofErr w:type="spellStart"/>
-      <w:r>
-        <w:t>Sensoramy</w:t>
-      </w:r>
-      <w:proofErr w:type="spellEnd"/>
-      <w:r>
-        <w:t xml:space="preserve"> widz był nieruchomy, co jest bardzo dalekie od tego jak dziś wygląda VR. Kojarzymy często tę technologię z goglami zakładanymi na głowę. W 1961 roku firma </w:t>
-      </w:r>
-      <w:proofErr w:type="spellStart"/>
-      <w:r>
-        <w:t>Philco</w:t>
-      </w:r>
-      <w:proofErr w:type="spellEnd"/>
-      <w:r>
-        <w:t xml:space="preserve"> stworzyła hełm, który nie dość, że wyświetlał </w:t>
-      </w:r>
-      <w:proofErr w:type="gramStart"/>
-      <w:r>
-        <w:t>obraz</w:t>
-      </w:r>
-      <w:proofErr w:type="gramEnd"/>
-      <w:r>
-        <w:t xml:space="preserve"> ale jeszcze był zdolny do śledzenia ruchów użytkownika. Te informacje były przekazywane zdalnie do oddalonej kamery, której obraz był wyświetlany </w:t>
+        <w:t xml:space="preserve">Używając Sensoramy widz był nieruchomy, co jest bardzo dalekie od tego jak dziś wygląda VR. Kojarzymy często tę technologię z goglami zakładanymi na głowę. W 1961 roku firma Philco stworzyła hełm, który nie dość, że wyświetlał obraz ale jeszcze był zdolny do śledzenia ruchów użytkownika. Te informacje były przekazywane zdalnie do oddalonej kamery, której obraz był wyświetlany </w:t>
       </w:r>
       <w:r>
         <w:t>w</w:t>
@@ -2933,21 +2635,8 @@
         <w:jc w:val="center"/>
       </w:pPr>
       <w:r>
-        <w:t xml:space="preserve">Rys. 1.4 </w:t>
-      </w:r>
-      <w:proofErr w:type="spellStart"/>
-      <w:r>
-        <w:t>Philco</w:t>
-      </w:r>
-      <w:proofErr w:type="spellEnd"/>
-      <w:r>
-        <w:t xml:space="preserve"> </w:t>
-      </w:r>
-      <w:proofErr w:type="spellStart"/>
-      <w:r>
-        <w:t>Headsight</w:t>
-      </w:r>
-      <w:proofErr w:type="spellEnd"/>
+        <w:t>Rys. 1.4 Philco Headsight</w:t>
+      </w:r>
       <w:r>
         <w:t>. Źródło: [9]</w:t>
       </w:r>
@@ -2982,35 +2671,14 @@
       </w:pPr>
       <w:r>
         <w:lastRenderedPageBreak/>
-        <w:t xml:space="preserve">Innym pionierem w tej dziedzinie był miecz </w:t>
-      </w:r>
-      <w:proofErr w:type="spellStart"/>
-      <w:r>
-        <w:t>damoklesa</w:t>
-      </w:r>
-      <w:proofErr w:type="spellEnd"/>
-      <w:r>
-        <w:t xml:space="preserve">. W latach 60 Ivan Sutherland stworzył gogle, które nie </w:t>
-      </w:r>
-      <w:proofErr w:type="gramStart"/>
-      <w:r>
-        <w:t>dość</w:t>
-      </w:r>
-      <w:proofErr w:type="gramEnd"/>
-      <w:r>
-        <w:t xml:space="preserve"> że śledziły ruch głowy, ale i również wyświetlały grafikę komputerową. Gogle były przymocowane do dużego </w:t>
-      </w:r>
-      <w:r>
-        <w:t xml:space="preserve">ramienia, dlatego to urządzenie żartobliwie zostało przez </w:t>
-      </w:r>
-      <w:proofErr w:type="spellStart"/>
-      <w:r>
-        <w:t>twórc</w:t>
+        <w:t xml:space="preserve">Innym pionierem w tej dziedzinie był miecz damoklesa. W latach 60 Ivan Sutherland stworzył gogle, które nie dość że śledziły ruch głowy, ale i również wyświetlały grafikę komputerową. Gogle były przymocowane do dużego </w:t>
+      </w:r>
+      <w:r>
+        <w:t>ramienia, dlatego to urządzenie żartobliwie zostało przez twórc</w:t>
       </w:r>
       <w:r>
         <w:t>e</w:t>
       </w:r>
-      <w:proofErr w:type="spellEnd"/>
       <w:r>
         <w:t xml:space="preserve"> nazwane mieczem Damoklesa, choć lepszym określeniem był</w:t>
       </w:r>
@@ -3018,15 +2686,7 @@
         <w:t>o</w:t>
       </w:r>
       <w:r>
-        <w:t xml:space="preserve"> </w:t>
-      </w:r>
-      <w:proofErr w:type="spellStart"/>
-      <w:r>
-        <w:t>Head-mounted</w:t>
-      </w:r>
-      <w:proofErr w:type="spellEnd"/>
-      <w:r>
-        <w:t xml:space="preserve"> Display, co można przetłumaczyć na ekran zamocowany na głowie. I to urządzenie można faktycznie nazwać pierwszym zestawem do VR, ponieważ użytkownik mógł wejść do wirtualnego świata i jednocześnie rozglądać się po nim. Oczywiście była to bardzo uproszczona wersja wirtualnej rzeczywistości, gdzie użytkownik nie miał większego wpływu na świat wyświetlany przed jego oczami.</w:t>
+        <w:t xml:space="preserve"> Head-mounted Display, co można przetłumaczyć na ekran zamocowany na głowie. I to urządzenie można faktycznie nazwać pierwszym zestawem do VR, ponieważ użytkownik mógł wejść do wirtualnego świata i jednocześnie rozglądać się po nim. Oczywiście była to bardzo uproszczona wersja wirtualnej rzeczywistości, gdzie użytkownik nie miał większego wpływu na świat wyświetlany przed jego oczami.</w:t>
       </w:r>
     </w:p>
     <w:p>
@@ -3157,15 +2817,7 @@
         <w:t>Małym</w:t>
       </w:r>
       <w:r>
-        <w:t xml:space="preserve"> przełomem w historii wirtualnej rzeczywistości były technologie opracowane w latach 80 zeszłego wieku przez firmę VPL. Nie dość, że opracowali kolejne gogle do wyświetlania grafiki komputerowej to dodatkowo zajmowali się aspektem interaktywnym wirtualnej rzeczywistości. Opracowali oni </w:t>
-      </w:r>
-      <w:proofErr w:type="spellStart"/>
-      <w:r>
-        <w:t>DataGlove</w:t>
-      </w:r>
-      <w:proofErr w:type="spellEnd"/>
-      <w:r>
-        <w:t>, czyli rękawice, które śledziły ruch rąk i przesyłały te dane do komputera. W wyniku czego można było zaobserwować interakcje między człowiekiem, a obiektem na ekranie. Nawet dziś zakres działan</w:t>
+        <w:t xml:space="preserve"> przełomem w historii wirtualnej rzeczywistości były technologie opracowane w latach 80 zeszłego wieku przez firmę VPL. Nie dość, że opracowali kolejne gogle do wyświetlania grafiki komputerowej to dodatkowo zajmowali się aspektem interaktywnym wirtualnej rzeczywistości. Opracowali oni DataGlove, czyli rękawice, które śledziły ruch rąk i przesyłały te dane do komputera. W wyniku czego można było zaobserwować interakcje między człowiekiem, a obiektem na ekranie. Nawet dziś zakres działan</w:t>
       </w:r>
       <w:r>
         <w:t>i</w:t>
@@ -3195,15 +2847,7 @@
         <w:t xml:space="preserve">wygięcia palców. </w:t>
       </w:r>
       <w:r>
-        <w:t xml:space="preserve">Ta konkretna technologia została później wykorzystana do stworzenia Power </w:t>
-      </w:r>
-      <w:proofErr w:type="spellStart"/>
-      <w:r>
-        <w:t>Glove</w:t>
-      </w:r>
-      <w:proofErr w:type="spellEnd"/>
-      <w:r>
-        <w:t xml:space="preserve"> przez firmę Mattel.</w:t>
+        <w:t>Ta konkretna technologia została później wykorzystana do stworzenia Power Glove przez firmę Mattel.</w:t>
       </w:r>
     </w:p>
     <w:p>
@@ -3216,7 +2860,7 @@
           <w:noProof/>
         </w:rPr>
         <w:drawing>
-          <wp:inline distT="0" distB="0" distL="0" distR="0" wp14:anchorId="29551183" wp14:editId="178463EA">
+          <wp:inline distT="0" distB="0" distL="0" distR="0" wp14:anchorId="29551183" wp14:editId="41B12372">
             <wp:extent cx="5579745" cy="2606040"/>
             <wp:effectExtent l="0" t="0" r="1905" b="3810"/>
             <wp:docPr id="450891158" name="Obraz 6" descr="undefined"/>
@@ -3271,13 +2915,8 @@
         <w:jc w:val="center"/>
       </w:pPr>
       <w:r>
-        <w:t xml:space="preserve">Rys. 1.6 Power </w:t>
-      </w:r>
-      <w:proofErr w:type="spellStart"/>
-      <w:r>
-        <w:t>Glove</w:t>
-      </w:r>
-      <w:proofErr w:type="spellEnd"/>
+        <w:t>Rys. 1.6 Power Glove</w:t>
+      </w:r>
       <w:r>
         <w:t>. Źródło: [13]</w:t>
       </w:r>
@@ -3293,15 +2932,7 @@
         <w:pStyle w:val="Praca"/>
       </w:pPr>
       <w:r>
-        <w:t xml:space="preserve">Rękawice były bardzo uproszczoną wersją </w:t>
-      </w:r>
-      <w:proofErr w:type="spellStart"/>
-      <w:r>
-        <w:t>DataGlove</w:t>
-      </w:r>
-      <w:proofErr w:type="spellEnd"/>
-      <w:r>
-        <w:t xml:space="preserve">, bo nie wykrywał obrotu we wszystkich osiach, ale </w:t>
+        <w:t xml:space="preserve">Rękawice były bardzo uproszczoną wersją DataGlove, bo nie wykrywał obrotu we wszystkich osiach, ale </w:t>
       </w:r>
       <w:r>
         <w:t>nie przeszkodziło to w byciu komercjalnym sukcesem. Niestety dobra sprzedaż nie była wyznacznikiem jakości, ponieważ osoby używające sprzętu skarżyły się na toporność w obsłudze gier, a sama ilość produkcji stworzonych na potrzeby tej rękawicy nie była spora.</w:t>
@@ -3310,37 +2941,13 @@
         <w:t xml:space="preserve"> </w:t>
       </w:r>
       <w:r>
-        <w:t xml:space="preserve">Power </w:t>
-      </w:r>
-      <w:proofErr w:type="spellStart"/>
-      <w:r>
-        <w:t>Glove</w:t>
-      </w:r>
-      <w:proofErr w:type="spellEnd"/>
-      <w:r>
-        <w:t xml:space="preserve"> pomimo fatalnej jakości stała się po części ikoną wyobrażeń o futurystycznej przyszłości. </w:t>
+        <w:t xml:space="preserve">Power Glove pomimo fatalnej jakości stała się po części ikoną wyobrażeń o futurystycznej przyszłości. </w:t>
       </w:r>
       <w:r>
         <w:t>Firma VPL również opracowała</w:t>
       </w:r>
       <w:r>
-        <w:t xml:space="preserve"> strój na całe ciało, które było w stanie rejestrować ruch całego ciała. Można to porównać do strojów używanych do </w:t>
-      </w:r>
-      <w:proofErr w:type="spellStart"/>
-      <w:r>
-        <w:t>motion</w:t>
-      </w:r>
-      <w:proofErr w:type="spellEnd"/>
-      <w:r>
-        <w:t xml:space="preserve"> </w:t>
-      </w:r>
-      <w:proofErr w:type="spellStart"/>
-      <w:r>
-        <w:t>capture</w:t>
-      </w:r>
-      <w:proofErr w:type="spellEnd"/>
-      <w:r>
-        <w:t>.</w:t>
+        <w:t xml:space="preserve"> strój na całe ciało, które było w stanie rejestrować ruch całego ciała. Można to porównać do strojów używanych do motion capture.</w:t>
       </w:r>
     </w:p>
     <w:p>
@@ -3441,15 +3048,7 @@
         <w:t xml:space="preserve"> bez problemu wyświetlały 30 klatek.</w:t>
       </w:r>
       <w:r>
-        <w:t xml:space="preserve"> To jednak nie zatrzymało postępu i w 1991 do salonów gier zawitały maszyny </w:t>
-      </w:r>
-      <w:proofErr w:type="spellStart"/>
-      <w:r>
-        <w:t>Virtuality</w:t>
-      </w:r>
-      <w:proofErr w:type="spellEnd"/>
-      <w:r>
-        <w:t>. To były dość spore maszyny, które pozwalały wejść w świat wirtualnej rzeczywistości. Pierwsza wersja określona jako 1000</w:t>
+        <w:t xml:space="preserve"> To jednak nie zatrzymało postępu i w 1991 do salonów gier zawitały maszyny Virtuality. To były dość spore maszyny, które pozwalały wejść w świat wirtualnej rzeczywistości. Pierwsza wersja określona jako 1000</w:t>
       </w:r>
       <w:r>
         <w:t>CS</w:t>
@@ -3461,15 +3060,7 @@
         <w:t>e</w:t>
       </w:r>
       <w:r>
-        <w:t xml:space="preserve"> to możliwość grania z innymi osobami. Automaty oferowały wspólnie granie w wybranych grach. Grafika była prosta, ale można już mówić o faktycznym VR. Późniejsze wersje </w:t>
-      </w:r>
-      <w:proofErr w:type="gramStart"/>
-      <w:r>
-        <w:t>automatu(</w:t>
-      </w:r>
-      <w:proofErr w:type="gramEnd"/>
-      <w:r>
-        <w:t>1000SD, 2000, 3000) oferowały lepsze podzespoły oraz lepszą rozdzielczość ekranów. Dla porównania wersja 1000</w:t>
+        <w:t xml:space="preserve"> to możliwość grania z innymi osobami. Automaty oferowały wspólnie granie w wybranych grach. Grafika była prosta, ale można już mówić o faktycznym VR. Późniejsze wersje automatu(1000SD, 2000, 3000) oferowały lepsze podzespoły oraz lepszą rozdzielczość ekranów. Dla porównania wersja 1000</w:t>
       </w:r>
       <w:r>
         <w:t>CS</w:t>
@@ -3482,15 +3073,7 @@
         <w:t xml:space="preserve">ekrany LCD o rozdzielczości 372x250, gdzie wersja 2000 już miała 800x600. </w:t>
       </w:r>
       <w:r>
-        <w:t xml:space="preserve">Widać, </w:t>
-      </w:r>
-      <w:proofErr w:type="gramStart"/>
-      <w:r>
-        <w:t>było</w:t>
-      </w:r>
-      <w:proofErr w:type="gramEnd"/>
-      <w:r>
-        <w:t xml:space="preserve"> że ta technologia ma duże zastosowanie w rozrywce i do takich zastosowań późniejsze wersje tej technologii będą tworzone.</w:t>
+        <w:t>Widać, było że ta technologia ma duże zastosowanie w rozrywce i do takich zastosowań późniejsze wersje tej technologii będą tworzone.</w:t>
       </w:r>
     </w:p>
     <w:p>
@@ -3558,15 +3141,7 @@
         <w:jc w:val="center"/>
       </w:pPr>
       <w:r>
-        <w:t xml:space="preserve">Rys. 1.8 </w:t>
-      </w:r>
-      <w:proofErr w:type="spellStart"/>
-      <w:r>
-        <w:t>Virtuality</w:t>
-      </w:r>
-      <w:proofErr w:type="spellEnd"/>
-      <w:r>
-        <w:t xml:space="preserve"> 1000CS</w:t>
+        <w:t>Rys. 1.8 Virtuality 1000CS</w:t>
       </w:r>
       <w:r>
         <w:t>. Źródło: [22]</w:t>
@@ -3638,15 +3213,7 @@
         <w:jc w:val="center"/>
       </w:pPr>
       <w:r>
-        <w:t xml:space="preserve">Rys. 1.9 </w:t>
-      </w:r>
-      <w:proofErr w:type="spellStart"/>
-      <w:r>
-        <w:t>Virtuality</w:t>
-      </w:r>
-      <w:proofErr w:type="spellEnd"/>
-      <w:r>
-        <w:t xml:space="preserve"> 2000SU</w:t>
+        <w:t>Rys. 1.9 Virtuality 2000SU</w:t>
       </w:r>
       <w:r>
         <w:t>. Źródło: [22]</w:t>
@@ -3663,15 +3230,7 @@
         <w:pStyle w:val="Praca"/>
       </w:pPr>
       <w:r>
-        <w:t xml:space="preserve">Automaty </w:t>
-      </w:r>
-      <w:proofErr w:type="spellStart"/>
-      <w:r>
-        <w:t>Virtuality</w:t>
-      </w:r>
-      <w:proofErr w:type="spellEnd"/>
-      <w:r>
-        <w:t xml:space="preserve"> były bardziej nastawione na salony gier niż na zwykłego konsumenta to by wypełnić t</w:t>
+        <w:t>Automaty Virtuality były bardziej nastawione na salony gier niż na zwykłego konsumenta to by wypełnić t</w:t>
       </w:r>
       <w:r>
         <w:t>ę</w:t>
@@ -3680,33 +3239,17 @@
         <w:t xml:space="preserve"> niszę dwie firmy postanowiły stworzyć własne gogle do wirtualnej rzeczywistości. Tymi firmami była Sega oraz Nintendo. Pierwsza firma chciała stworzyć dodatek do swojej konsoli: Sega Genesis. Miały to być gogle pozwalające zanurzyć się w cyfrowym świecie. Koszt tych gogli miał wynosić aż 200 dolarów co po uwzględnieniu inflacji wynosi aż 446 dolarów. Prototypy tych gogli były pokazywana na różnych wydarzeniach, ale ostatecznie projekt został skasowany. Powodem były problemy z chorobą lokomocyjną.</w:t>
       </w:r>
       <w:r>
-        <w:t xml:space="preserve"> I niestety ten problem dotyczy również dzisiejszych sprzętów, ale udało się zrozumieć przyczyny występowania tej choroby oraz wymyślono sposoby, by ją złagodzić. Choroba symulatorowa, bo tak jest dziś określana, </w:t>
-      </w:r>
-      <w:proofErr w:type="gramStart"/>
-      <w:r>
-        <w:t>występuje</w:t>
-      </w:r>
-      <w:proofErr w:type="gramEnd"/>
-      <w:r>
-        <w:t xml:space="preserve"> gdy oczy widzą ruch, a reszta ciała tego nie rejestruje. Przykładowo w grze gracz porusza </w:t>
+        <w:t xml:space="preserve"> I niestety ten problem dotyczy również dzisiejszych sprzętów, ale udało się zrozumieć przyczyny występowania tej choroby oraz wymyślono sposoby, by ją złagodzić. Choroba symulatorowa, bo tak jest dziś określana, występuje gdy oczy widzą ruch, a reszta ciała tego nie rejestruje. Przykładowo w grze gracz porusza </w:t>
       </w:r>
       <w:r>
         <w:lastRenderedPageBreak/>
-        <w:t xml:space="preserve">się z dużą prędkością, ale on sam w rzeczywistym świecie stoi w bez ruchu. </w:t>
-      </w:r>
-      <w:proofErr w:type="gramStart"/>
-      <w:r>
-        <w:t xml:space="preserve">Gracz </w:t>
+        <w:t xml:space="preserve">się z dużą prędkością, ale on sam w rzeczywistym świecie stoi w bez ruchu. Gracz </w:t>
       </w:r>
       <w:r>
         <w:t xml:space="preserve"> </w:t>
       </w:r>
       <w:r>
-        <w:t>może</w:t>
-      </w:r>
-      <w:proofErr w:type="gramEnd"/>
-      <w:r>
-        <w:t xml:space="preserve"> wtedy poczuć się jak podczas choroby lokomocyjnej. Może zacząć mu się robić słabo lub w ekstremalnych przypadkach wymiotować. Dzisiaj twórcy oprogramowania tworzą specjalne ustawienia, które mają za zadanie zm</w:t>
+        <w:t>może wtedy poczuć się jak podczas choroby lokomocyjnej. Może zacząć mu się robić słabo lub w ekstremalnych przypadkach wymiotować. Dzisiaj twórcy oprogramowania tworzą specjalne ustawienia, które mają za zadanie zm</w:t>
       </w:r>
       <w:r>
         <w:t>n</w:t>
@@ -3715,31 +3258,7 @@
         <w:t>iejszyć wpł</w:t>
       </w:r>
       <w:r>
-        <w:t xml:space="preserve">yw tej choroby. Częstym środkiem zaradczym jest winieta ustawiona na ekran oraz możliwość poruszania się przy pomocy teleportacji. Jednakże największym czynnikiem, który wpływa na występowanie tej choroby to ilość klatek na sekundę. Za mała liczba zwiększa szanse na pojawienie się objawów choroby symulacyjnej. I ten powód mógł być główną </w:t>
-      </w:r>
-      <w:proofErr w:type="gramStart"/>
-      <w:r>
-        <w:t>przyczyną</w:t>
-      </w:r>
-      <w:proofErr w:type="gramEnd"/>
-      <w:r>
-        <w:t xml:space="preserve"> dlaczego gogle </w:t>
-      </w:r>
-      <w:proofErr w:type="spellStart"/>
-      <w:r>
-        <w:t>Segi</w:t>
-      </w:r>
-      <w:proofErr w:type="spellEnd"/>
-      <w:r>
-        <w:t xml:space="preserve"> zostały skasowane. Moc obliczeniowa konsoli nie mogła dać wystarczającej ilości klatek na sekundę w grach. Nintendo z drugiej strony podeszło do tematu wirtualnej rzeczywistości bardziej zachowawczo oferując bardzo prymitywną grafikę oraz bardzo ograniczoną interakcję. Zamiast gogli użytkownik dostawał stacjonarny </w:t>
-      </w:r>
-      <w:proofErr w:type="gramStart"/>
-      <w:r>
-        <w:t>ekran</w:t>
-      </w:r>
-      <w:proofErr w:type="gramEnd"/>
-      <w:r>
-        <w:t xml:space="preserve"> do którego trzeba było przy</w:t>
+        <w:t>yw tej choroby. Częstym środkiem zaradczym jest winieta ustawiona na ekran oraz możliwość poruszania się przy pomocy teleportacji. Jednakże największym czynnikiem, który wpływa na występowanie tej choroby to ilość klatek na sekundę. Za mała liczba zwiększa szanse na pojawienie się objawów choroby symulacyjnej. I ten powód mógł być główną przyczyną dlaczego gogle Segi zostały skasowane. Moc obliczeniowa konsoli nie mogła dać wystarczającej ilości klatek na sekundę w grach. Nintendo z drugiej strony podeszło do tematu wirtualnej rzeczywistości bardziej zachowawczo oferując bardzo prymitywną grafikę oraz bardzo ograniczoną interakcję. Zamiast gogli użytkownik dostawał stacjonarny ekran do którego trzeba było przy</w:t>
       </w:r>
       <w:r>
         <w:t>łożyć głowę. Grafika prezentowana przez to urządzenie była bardzo uproszczona, składając</w:t>
@@ -3996,31 +3515,7 @@
       </w:pPr>
       <w:r>
         <w:lastRenderedPageBreak/>
-        <w:t xml:space="preserve">Po tym wszystkim na kilka lat zapanowała cisza, którą przerwała prezentacja gogli </w:t>
-      </w:r>
-      <w:proofErr w:type="spellStart"/>
-      <w:r>
-        <w:t>oculus</w:t>
-      </w:r>
-      <w:proofErr w:type="spellEnd"/>
-      <w:r>
-        <w:t xml:space="preserve"> </w:t>
-      </w:r>
-      <w:proofErr w:type="spellStart"/>
-      <w:r>
-        <w:t>rift</w:t>
-      </w:r>
-      <w:proofErr w:type="spellEnd"/>
-      <w:r>
-        <w:t xml:space="preserve"> w 2012 roku. Od tego momentu zaczęła się współczesna era VR. Temat wirtualnej rzeczywistości zaczął się coraz częściej pojawiać na ustach ludzi. Firma </w:t>
-      </w:r>
-      <w:proofErr w:type="spellStart"/>
-      <w:r>
-        <w:t>oculus</w:t>
-      </w:r>
-      <w:proofErr w:type="spellEnd"/>
-      <w:r>
-        <w:t xml:space="preserve"> wciągu kilku lat wypuścił</w:t>
+        <w:t>Po tym wszystkim na kilka lat zapanowała cisza, którą przerwała prezentacja gogli oculus rift w 2012 roku. Od tego momentu zaczęła się współczesna era VR. Temat wirtualnej rzeczywistości zaczął się coraz częściej pojawiać na ustach ludzi. Firma oculus wciągu kilku lat wypuścił</w:t>
       </w:r>
       <w:r>
         <w:t>a</w:t>
@@ -4038,15 +3533,7 @@
         <w:t>a</w:t>
       </w:r>
       <w:r>
-        <w:t xml:space="preserve"> specjalnie przygotowanych </w:t>
-      </w:r>
-      <w:proofErr w:type="gramStart"/>
-      <w:r>
-        <w:t>animacji,</w:t>
-      </w:r>
-      <w:proofErr w:type="gramEnd"/>
-      <w:r>
-        <w:t xml:space="preserve"> czy filmów, gdyż nie było możliwości jeszcze nie interakcje ze środowiskiem.</w:t>
+        <w:t xml:space="preserve"> specjalnie przygotowanych animacji, czy filmów, gdyż nie było możliwości jeszcze nie interakcje ze środowiskiem.</w:t>
       </w:r>
     </w:p>
     <w:p>
@@ -4114,23 +3601,7 @@
         <w:jc w:val="center"/>
       </w:pPr>
       <w:r>
-        <w:t xml:space="preserve">Rys. 1.13 </w:t>
-      </w:r>
-      <w:proofErr w:type="spellStart"/>
-      <w:r>
-        <w:t>Oculus</w:t>
-      </w:r>
-      <w:proofErr w:type="spellEnd"/>
-      <w:r>
-        <w:t xml:space="preserve"> </w:t>
-      </w:r>
-      <w:proofErr w:type="spellStart"/>
-      <w:r>
-        <w:t>RIft</w:t>
-      </w:r>
-      <w:proofErr w:type="spellEnd"/>
-      <w:r>
-        <w:t xml:space="preserve"> Developer Kit 1</w:t>
+        <w:t>Rys. 1.13 Oculus RIft Developer Kit 1</w:t>
       </w:r>
       <w:r>
         <w:t>. Źródło: [28]</w:t>
@@ -4153,15 +3624,7 @@
         <w:t xml:space="preserve"> projekt</w:t>
       </w:r>
       <w:r>
-        <w:t xml:space="preserve"> Google </w:t>
-      </w:r>
-      <w:proofErr w:type="spellStart"/>
-      <w:r>
-        <w:t>Cardboard</w:t>
-      </w:r>
-      <w:proofErr w:type="spellEnd"/>
-      <w:r>
-        <w:t>, któr</w:t>
+        <w:t xml:space="preserve"> Google Cardboard, któr</w:t>
       </w:r>
       <w:r>
         <w:t>y</w:t>
@@ -4273,13 +3736,8 @@
         <w:jc w:val="center"/>
       </w:pPr>
       <w:r>
-        <w:t xml:space="preserve">Rys. 1.14 Google </w:t>
-      </w:r>
-      <w:proofErr w:type="spellStart"/>
-      <w:r>
-        <w:t>Cardboard</w:t>
-      </w:r>
-      <w:proofErr w:type="spellEnd"/>
+        <w:t>Rys. 1.14 Google Cardboard</w:t>
+      </w:r>
       <w:r>
         <w:t>. Źródło: [42]</w:t>
       </w:r>
@@ -4295,15 +3753,7 @@
         <w:pStyle w:val="Praca"/>
       </w:pPr>
       <w:r>
-        <w:t xml:space="preserve">Ten rok również stał się początkiem popularności VR. </w:t>
-      </w:r>
-      <w:proofErr w:type="spellStart"/>
-      <w:r>
-        <w:t>Oculus</w:t>
-      </w:r>
-      <w:proofErr w:type="spellEnd"/>
-      <w:r>
-        <w:t xml:space="preserve"> przedstawił swój developer kit 2, Samsung ogłosił Samsung Gear VR, a Sony zaczęło pracę nad własnym zestawem VR. Jednakże rokiem, który można nazwać wybuchem popularności tej technologii jest 2016.</w:t>
+        <w:t>Ten rok również stał się początkiem popularności VR. Oculus przedstawił swój developer kit 2, Samsung ogłosił Samsung Gear VR, a Sony zaczęło pracę nad własnym zestawem VR. Jednakże rokiem, który można nazwać wybuchem popularności tej technologii jest 2016.</w:t>
       </w:r>
     </w:p>
     <w:p>
@@ -4358,15 +3808,7 @@
         <w:jc w:val="center"/>
       </w:pPr>
       <w:r>
-        <w:t xml:space="preserve">Rys. 1.15 Google </w:t>
-      </w:r>
-      <w:proofErr w:type="spellStart"/>
-      <w:r>
-        <w:t>Trends</w:t>
-      </w:r>
-      <w:proofErr w:type="spellEnd"/>
-      <w:r>
-        <w:t xml:space="preserve"> dotyczące hasła VR</w:t>
+        <w:t>Rys. 1.15 Google Trends dotyczące hasła VR</w:t>
       </w:r>
       <w:r>
         <w:t>. Źródło: opracowanie własne</w:t>
@@ -4383,23 +3825,7 @@
         <w:pStyle w:val="Praca"/>
       </w:pPr>
       <w:r>
-        <w:t xml:space="preserve">Nie bez powodu ludzie zaczęli się interesować tą technologią właśnie w tym roku. Wtedy premierę miał zestaw VR HTC </w:t>
-      </w:r>
-      <w:proofErr w:type="spellStart"/>
-      <w:r>
-        <w:t>Vive</w:t>
-      </w:r>
-      <w:proofErr w:type="spellEnd"/>
-      <w:r>
-        <w:t xml:space="preserve"> stworzony we współpracy z firmą </w:t>
-      </w:r>
-      <w:proofErr w:type="spellStart"/>
-      <w:r>
-        <w:t>Valve</w:t>
-      </w:r>
-      <w:proofErr w:type="spellEnd"/>
-      <w:r>
-        <w:t>.</w:t>
+        <w:t>Nie bez powodu ludzie zaczęli się interesować tą technologią właśnie w tym roku. Wtedy premierę miał zestaw VR HTC Vive stworzony we współpracy z firmą Valve.</w:t>
       </w:r>
       <w:r>
         <w:t xml:space="preserve"> Oferowały one pełne doświadczenie z wirtualną rzeczywistością. Użytkownik mógł nie tylko oglądać to co się dzieje w przestrzeni 3D, ale również wchodzić w interakcje z przedmiotami za pomocą kontrolerów ruchowych. To był </w:t>
@@ -4488,14 +3914,12 @@
       <w:r>
         <w:t xml:space="preserve">Rys. 1.15 HTC </w:t>
       </w:r>
-      <w:proofErr w:type="spellStart"/>
       <w:r>
         <w:t>V</w:t>
       </w:r>
       <w:r>
         <w:t>ive</w:t>
       </w:r>
-      <w:proofErr w:type="spellEnd"/>
       <w:r>
         <w:t>. Źródło: [30]</w:t>
       </w:r>
@@ -4511,72 +3935,16 @@
         <w:pStyle w:val="Praca"/>
       </w:pPr>
       <w:r>
-        <w:t xml:space="preserve">Na kolejny kamień milowy w rozwoju nie trzeba było długo czekać, bo w 2019 roku firma </w:t>
-      </w:r>
-      <w:proofErr w:type="spellStart"/>
-      <w:r>
-        <w:t>Oculus</w:t>
-      </w:r>
-      <w:proofErr w:type="spellEnd"/>
-      <w:r>
-        <w:t xml:space="preserve"> wypuściła na rynek </w:t>
-      </w:r>
-      <w:proofErr w:type="spellStart"/>
-      <w:r>
-        <w:t>Oculus</w:t>
-      </w:r>
-      <w:proofErr w:type="spellEnd"/>
-      <w:r>
-        <w:t xml:space="preserve"> Quest</w:t>
-      </w:r>
-      <w:r>
-        <w:t xml:space="preserve"> oraz </w:t>
-      </w:r>
-      <w:proofErr w:type="spellStart"/>
-      <w:r>
-        <w:t>Oculus</w:t>
-      </w:r>
-      <w:proofErr w:type="spellEnd"/>
-      <w:r>
-        <w:t xml:space="preserve"> </w:t>
-      </w:r>
-      <w:proofErr w:type="spellStart"/>
-      <w:r>
-        <w:t>Rift</w:t>
-      </w:r>
-      <w:proofErr w:type="spellEnd"/>
-      <w:r>
-        <w:t xml:space="preserve"> S. Oba te zestawy do VR oferowały coś czego</w:t>
+        <w:t>Na kolejny kamień milowy w rozwoju nie trzeba było długo czekać, bo w 2019 roku firma Oculus wypuściła na rynek Oculus Quest</w:t>
+      </w:r>
+      <w:r>
+        <w:t xml:space="preserve"> oraz Oculus Rift S. Oba te zestawy do VR oferowały coś czego</w:t>
       </w:r>
       <w:r>
         <w:t xml:space="preserve"> na co</w:t>
       </w:r>
       <w:r>
-        <w:t xml:space="preserve"> inne zestawy nie mogły sobie pozwolić. Wygodę użytkowania. </w:t>
-      </w:r>
-      <w:proofErr w:type="spellStart"/>
-      <w:r>
-        <w:t>Oculus</w:t>
-      </w:r>
-      <w:proofErr w:type="spellEnd"/>
-      <w:r>
-        <w:t xml:space="preserve"> </w:t>
-      </w:r>
-      <w:proofErr w:type="spellStart"/>
-      <w:r>
-        <w:t>Rift</w:t>
-      </w:r>
-      <w:proofErr w:type="spellEnd"/>
-      <w:r>
-        <w:t xml:space="preserve"> S oraz </w:t>
-      </w:r>
-      <w:proofErr w:type="spellStart"/>
-      <w:r>
-        <w:t>Oculus</w:t>
-      </w:r>
-      <w:proofErr w:type="spellEnd"/>
-      <w:r>
-        <w:t xml:space="preserve"> Quest nie posiadały </w:t>
+        <w:t xml:space="preserve"> inne zestawy nie mogły sobie pozwolić. Wygodę użytkowania. Oculus Rift S oraz Oculus Quest nie posiadały </w:t>
       </w:r>
       <w:r>
         <w:t xml:space="preserve">specjalnych </w:t>
@@ -4588,35 +3956,11 @@
         <w:t>p</w:t>
       </w:r>
       <w:r>
-        <w:t xml:space="preserve">, by śledzić pozycje </w:t>
-      </w:r>
-      <w:proofErr w:type="gramStart"/>
-      <w:r>
-        <w:t>gogli,</w:t>
-      </w:r>
-      <w:proofErr w:type="gramEnd"/>
-      <w:r>
-        <w:t xml:space="preserve"> czy kontrolerów. Do tego służyły wbudowane kamery, które śledziły pozycję kontrolerów gracza. Przez co konfiguracja sprzętu była minimalna, </w:t>
+        <w:t xml:space="preserve">, by śledzić pozycje gogli, czy kontrolerów. Do tego służyły wbudowane kamery, które śledziły pozycję kontrolerów gracza. Przez co konfiguracja sprzętu była minimalna, </w:t>
       </w:r>
       <w:r>
         <w:lastRenderedPageBreak/>
-        <w:t xml:space="preserve">bo nie trzeba było mocować specjalnych lamp do ścian. Jednakże oba sprzęty różniły się jedną bardzo podstawową funkcjonalnością. </w:t>
-      </w:r>
-      <w:proofErr w:type="spellStart"/>
-      <w:r>
-        <w:t>Oculus</w:t>
-      </w:r>
-      <w:proofErr w:type="spellEnd"/>
-      <w:r>
-        <w:t xml:space="preserve"> Quest w przeciwieństwie do </w:t>
-      </w:r>
-      <w:proofErr w:type="spellStart"/>
-      <w:r>
-        <w:t>RIft</w:t>
-      </w:r>
-      <w:proofErr w:type="spellEnd"/>
-      <w:r>
-        <w:t xml:space="preserve"> S nie wymagał komputera do poprawnego działania. To były pierwsze autonomiczne gogle VR. Miały własny system operacyjny oraz można było uruchamiać gry i programy bezpośrednio na goglach. </w:t>
+        <w:t xml:space="preserve">bo nie trzeba było mocować specjalnych lamp do ścian. Jednakże oba sprzęty różniły się jedną bardzo podstawową funkcjonalnością. Oculus Quest w przeciwieństwie do RIft S nie wymagał komputera do poprawnego działania. To były pierwsze autonomiczne gogle VR. Miały własny system operacyjny oraz można było uruchamiać gry i programy bezpośrednio na goglach. </w:t>
       </w:r>
       <w:r>
         <w:t>Tak naprawdę do zabawy wystarczył sam zestaw. Można było zabrać gogle wszędzie i nie była ogranicza</w:t>
@@ -4625,23 +3969,7 @@
         <w:t>na</w:t>
       </w:r>
       <w:r>
-        <w:t xml:space="preserve"> przez inne sprzęty. Dodatkowo miały opcje podłączenia ich do komputera, by korzystać z biblioteki gier na komputerach osobistych. Quest szybko wyparł </w:t>
-      </w:r>
-      <w:proofErr w:type="spellStart"/>
-      <w:r>
-        <w:t>Rift</w:t>
-      </w:r>
-      <w:proofErr w:type="spellEnd"/>
-      <w:r>
-        <w:t xml:space="preserve"> S swoją funkcjonalnością. Druga wersja </w:t>
-      </w:r>
-      <w:proofErr w:type="spellStart"/>
-      <w:r>
-        <w:t>Questa</w:t>
-      </w:r>
-      <w:proofErr w:type="spellEnd"/>
-      <w:r>
-        <w:t xml:space="preserve"> została jedną z najpopularniejszych zestawów do VR, oferując pełnie doświadczenia przy stosunkowo niskiej cenie.</w:t>
+        <w:t xml:space="preserve"> przez inne sprzęty. Dodatkowo miały opcje podłączenia ich do komputera, by korzystać z biblioteki gier na komputerach osobistych. Quest szybko wyparł Rift S swoją funkcjonalnością. Druga wersja Questa została jedną z najpopularniejszych zestawów do VR, oferując pełnie doświadczenia przy stosunkowo niskiej cenie.</w:t>
       </w:r>
     </w:p>
     <w:p>
@@ -4654,7 +3982,7 @@
           <w:noProof/>
         </w:rPr>
         <w:drawing>
-          <wp:inline distT="0" distB="0" distL="0" distR="0" wp14:anchorId="2D617890" wp14:editId="4BFBD76E">
+          <wp:inline distT="0" distB="0" distL="0" distR="0" wp14:anchorId="2D617890" wp14:editId="40E8E54A">
             <wp:extent cx="4123427" cy="3093391"/>
             <wp:effectExtent l="0" t="0" r="0" b="0"/>
             <wp:docPr id="142570312" name="Obraz 4" descr="undefined"/>
@@ -4709,15 +4037,7 @@
         <w:jc w:val="center"/>
       </w:pPr>
       <w:r>
-        <w:t xml:space="preserve">Rys. 1.16 </w:t>
-      </w:r>
-      <w:proofErr w:type="spellStart"/>
-      <w:r>
-        <w:t>Oculus</w:t>
-      </w:r>
-      <w:proofErr w:type="spellEnd"/>
-      <w:r>
-        <w:t xml:space="preserve"> Quest 2</w:t>
+        <w:t>Rys. 1.16 Oculus Quest 2</w:t>
       </w:r>
       <w:r>
         <w:t>. Źródło: [43]</w:t>
@@ -4734,45 +4054,13 @@
         <w:pStyle w:val="Praca"/>
       </w:pPr>
       <w:r>
-        <w:t xml:space="preserve">Na dzień dzisiejszy tak się prezentuje historia wirtualnej rzeczywistości. Z każdym kolejnym rokiem technologia się rozwija i kolejne firmy tworzą własne urządzenia XR. Apple wyprodukowało Apple </w:t>
-      </w:r>
-      <w:proofErr w:type="spellStart"/>
-      <w:r>
-        <w:t>Vision</w:t>
-      </w:r>
-      <w:proofErr w:type="spellEnd"/>
-      <w:r>
-        <w:t xml:space="preserve"> Pro, </w:t>
-      </w:r>
-      <w:proofErr w:type="spellStart"/>
-      <w:r>
-        <w:t>Valve</w:t>
-      </w:r>
-      <w:proofErr w:type="spellEnd"/>
-      <w:r>
-        <w:t xml:space="preserve"> stworzyło </w:t>
-      </w:r>
-      <w:proofErr w:type="spellStart"/>
-      <w:r>
-        <w:t>Valve</w:t>
-      </w:r>
-      <w:proofErr w:type="spellEnd"/>
-      <w:r>
-        <w:t xml:space="preserve"> Index, a meta, daw</w:t>
+        <w:t>Na dzień dzisiejszy tak się prezentuje historia wirtualnej rzeczywistości. Z każdym kolejnym rokiem technologia się rozwija i kolejne firmy tworzą własne urządzenia XR. Apple wyprodukowało Apple Vision Pro, Valve stworzyło Valve Index, a meta, daw</w:t>
       </w:r>
       <w:r>
         <w:t>n</w:t>
       </w:r>
       <w:r>
-        <w:t xml:space="preserve">iej </w:t>
-      </w:r>
-      <w:proofErr w:type="spellStart"/>
-      <w:r>
-        <w:t>oculus</w:t>
-      </w:r>
-      <w:proofErr w:type="spellEnd"/>
-      <w:r>
-        <w:t xml:space="preserve">, dalej tworzy nowe generacje gogli </w:t>
+        <w:t xml:space="preserve">iej oculus, dalej tworzy nowe generacje gogli </w:t>
       </w:r>
       <w:r>
         <w:t>VR</w:t>
@@ -4782,15 +4070,7 @@
       </w:r>
       <w:r>
         <w:lastRenderedPageBreak/>
-        <w:t xml:space="preserve">sporo zmian i dziś jesteśmy w momencie, gdzie taki wynalazek nie jest tylko czymś z książek science </w:t>
-      </w:r>
-      <w:proofErr w:type="spellStart"/>
-      <w:r>
-        <w:t>fiction</w:t>
-      </w:r>
-      <w:proofErr w:type="spellEnd"/>
-      <w:r>
-        <w:t>, a faktycznie realnym urządzeniem.</w:t>
+        <w:t>sporo zmian i dziś jesteśmy w momencie, gdzie taki wynalazek nie jest tylko czymś z książek science fiction, a faktycznie realnym urządzeniem.</w:t>
       </w:r>
     </w:p>
     <w:p>
@@ -4858,15 +4138,7 @@
         <w:jc w:val="center"/>
       </w:pPr>
       <w:r>
-        <w:t xml:space="preserve">Rys. 1.17 Apple </w:t>
-      </w:r>
-      <w:proofErr w:type="spellStart"/>
-      <w:r>
-        <w:t>Vision</w:t>
-      </w:r>
-      <w:proofErr w:type="spellEnd"/>
-      <w:r>
-        <w:t xml:space="preserve"> Pro</w:t>
+        <w:t>Rys. 1.17 Apple Vision Pro</w:t>
       </w:r>
       <w:r>
         <w:t>. Źródło: [37]</w:t>
@@ -4900,23 +4172,7 @@
         <w:t>posiada</w:t>
       </w:r>
       <w:r>
-        <w:t xml:space="preserve"> coś czego inne media nie mogą zaoferować. Wejście w świat cyfrowy. Nie ma tu </w:t>
-      </w:r>
-      <w:proofErr w:type="gramStart"/>
-      <w:r>
-        <w:t>pośredników,</w:t>
-      </w:r>
-      <w:proofErr w:type="gramEnd"/>
-      <w:r>
-        <w:t xml:space="preserve"> czy rozpraszaczy. Użytkownik jest w tym świecie i może swobodnie się po nim poruszać. Doświadczenie jest bardziej naturalne, gdyż zamiast klikać na </w:t>
-      </w:r>
-      <w:proofErr w:type="gramStart"/>
-      <w:r>
-        <w:t>klawiaturze,</w:t>
-      </w:r>
-      <w:proofErr w:type="gramEnd"/>
-      <w:r>
-        <w:t xml:space="preserve"> czy kontrolerze</w:t>
+        <w:t xml:space="preserve"> coś czego inne media nie mogą zaoferować. Wejście w świat cyfrowy. Nie ma tu pośredników, czy rozpraszaczy. Użytkownik jest w tym świecie i może swobodnie się po nim poruszać. Doświadczenie jest bardziej naturalne, gdyż zamiast klikać na klawiaturze, czy kontrolerze</w:t>
       </w:r>
       <w:r>
         <w:t>,</w:t>
@@ -4932,15 +4188,7 @@
         <w:t xml:space="preserve">rzeczywistość nie jest ograniczona tym, gdzie jest, więc nie ma problemu w stworzeniu pomieszczenia, który by przypominał rzeczywisty odpowiednik. Pozwala to na używanie takiego rozwiązania wszędzie. Szczególnie, że dzisiejsza technologia VR nie wymaga dodatkowego komputera do uruchamiania programów. </w:t>
       </w:r>
       <w:r>
-        <w:t xml:space="preserve">Tworząc samo rozwiązanie jeszcze bardziej przystępniejszym. Ta technologia jeszcze bardziej pozwoli na stworzenie dokładnych wizualizacji bez godzin nauki programów, ponieważ wszystkie akcje będą wykonywane naturalnie i intuicyjnie. Taki system dekoracji wnętrz byłby idealnym oprogramowaniem dla dużych firm meblarskich lub nawet dla osoby prywatnej. Łatwiej jest coś zrobić fizycznie niż </w:t>
-      </w:r>
-      <w:proofErr w:type="spellStart"/>
-      <w:r>
-        <w:t>przeklikując</w:t>
-      </w:r>
-      <w:proofErr w:type="spellEnd"/>
-      <w:r>
-        <w:t xml:space="preserve"> sporą ilość zakładek, by umieścić jedną rzecz w projekcie.</w:t>
+        <w:t>Tworząc samo rozwiązanie jeszcze bardziej przystępniejszym. Ta technologia jeszcze bardziej pozwoli na stworzenie dokładnych wizualizacji bez godzin nauki programów, ponieważ wszystkie akcje będą wykonywane naturalnie i intuicyjnie. Taki system dekoracji wnętrz byłby idealnym oprogramowaniem dla dużych firm meblarskich lub nawet dla osoby prywatnej. Łatwiej jest coś zrobić fizycznie niż przeklikując sporą ilość zakładek, by umieścić jedną rzecz w projekcie.</w:t>
       </w:r>
     </w:p>
     <w:p>
@@ -4962,23 +4210,7 @@
         <w:ind w:firstLine="708"/>
       </w:pPr>
       <w:r>
-        <w:t xml:space="preserve">Celem pracy jest stworzenie systemu do projektowania wnętrz wykorzystując do tego wirtualną rzeczywistość. Cały system ma zostać stworzony w oparciu o </w:t>
-      </w:r>
-      <w:proofErr w:type="spellStart"/>
-      <w:r>
-        <w:t>Unreal</w:t>
-      </w:r>
-      <w:proofErr w:type="spellEnd"/>
-      <w:r>
-        <w:t xml:space="preserve"> Engine 5 z wykorzystaniem podejścia no </w:t>
-      </w:r>
-      <w:proofErr w:type="spellStart"/>
-      <w:r>
-        <w:t>code</w:t>
-      </w:r>
-      <w:proofErr w:type="spellEnd"/>
-      <w:r>
-        <w:t xml:space="preserve">. </w:t>
+        <w:t xml:space="preserve">Celem pracy jest stworzenie systemu do projektowania wnętrz wykorzystując do tego wirtualną rzeczywistość. Cały system ma zostać stworzony w oparciu o Unreal Engine 5 z wykorzystaniem podejścia no code. </w:t>
       </w:r>
     </w:p>
     <w:p>
@@ -5043,23 +4275,7 @@
       </w:r>
       <w:r>
         <w:lastRenderedPageBreak/>
-        <w:t xml:space="preserve">rozszerzonej rzeczywistości, polegająca na nakładaniu na rzeczywisty obraz cyfrowych obiektów. Na pierwszy rzut oka wydaję się to idealne na taki projekt. Jednakże to rozwiązanie ma jeden zasadniczy problem. Wymagany jest rzeczywisty obraz. AR sprawdziłoby się idealnie na puste pomieszczenie, ale rzadko takie warunki mogą się zdarzyć. Przykładowo podczas planowania remontu, stare umeblowanie nadal istnieje, co przeszkadzałoby w dokładnym zaprojektowaniu nowego pomieszczenia. Innym problemem jest wymóg bycia w danym pokoju. Trzeba zaprojektować dane pomieszczenie tu i teraz, nie można tego robić z innego miejsca, bo wymagany jest rzeczywisty obraz pokoju. Co może być </w:t>
-      </w:r>
-      <w:proofErr w:type="gramStart"/>
-      <w:r>
-        <w:t>zaletą</w:t>
-      </w:r>
-      <w:proofErr w:type="gramEnd"/>
-      <w:r>
-        <w:t xml:space="preserve"> jeśli warunki są idealne w przeciwnym wypadku AR, nie spełnia wymagań do stworzenia tego projektu. Aktualna technologia również nie kładzie dobrego światła na AR. Choć dziś jest sporo urządzeń pozwalających na wykorzystanie rozszerzonej rzeczywistości to nadal sama technologia potrzebuje dopracowania. Telefony są za bardzo ograniczające ze względu na swój rozmiar, a nawet gogle Meta Quest 3, które oferują technologię AR to jest ona tam bardzo niedopracowana. Jedynie Apple </w:t>
-      </w:r>
-      <w:proofErr w:type="spellStart"/>
-      <w:r>
-        <w:t>Vision</w:t>
-      </w:r>
-      <w:proofErr w:type="spellEnd"/>
-      <w:r>
-        <w:t xml:space="preserve"> Pro miałoby zastosowanie, ale cena</w:t>
+        <w:t>rozszerzonej rzeczywistości, polegająca na nakładaniu na rzeczywisty obraz cyfrowych obiektów. Na pierwszy rzut oka wydaję się to idealne na taki projekt. Jednakże to rozwiązanie ma jeden zasadniczy problem. Wymagany jest rzeczywisty obraz. AR sprawdziłoby się idealnie na puste pomieszczenie, ale rzadko takie warunki mogą się zdarzyć. Przykładowo podczas planowania remontu, stare umeblowanie nadal istnieje, co przeszkadzałoby w dokładnym zaprojektowaniu nowego pomieszczenia. Innym problemem jest wymóg bycia w danym pokoju. Trzeba zaprojektować dane pomieszczenie tu i teraz, nie można tego robić z innego miejsca, bo wymagany jest rzeczywisty obraz pokoju. Co może być zaletą jeśli warunki są idealne w przeciwnym wypadku AR, nie spełnia wymagań do stworzenia tego projektu. Aktualna technologia również nie kładzie dobrego światła na AR. Choć dziś jest sporo urządzeń pozwalających na wykorzystanie rozszerzonej rzeczywistości to nadal sama technologia potrzebuje dopracowania. Telefony są za bardzo ograniczające ze względu na swój rozmiar, a nawet gogle Meta Quest 3, które oferują technologię AR to jest ona tam bardzo niedopracowana. Jedynie Apple Vision Pro miałoby zastosowanie, ale cena</w:t>
       </w:r>
       <w:r>
         <w:t>,</w:t>
@@ -5210,7 +4426,6 @@
                 <w:szCs w:val="18"/>
               </w:rPr>
             </w:pPr>
-            <w:proofErr w:type="spellStart"/>
             <w:r>
               <w:rPr>
                 <w:sz w:val="18"/>
@@ -5218,7 +4433,6 @@
               </w:rPr>
               <w:t>Odświerzanie</w:t>
             </w:r>
-            <w:proofErr w:type="spellEnd"/>
           </w:p>
         </w:tc>
         <w:tc>
@@ -5394,17 +4608,8 @@
                 <w:sz w:val="18"/>
                 <w:szCs w:val="18"/>
               </w:rPr>
-              <w:t xml:space="preserve">120 </w:t>
-            </w:r>
-            <w:proofErr w:type="spellStart"/>
-            <w:r>
-              <w:rPr>
-                <w:sz w:val="18"/>
-                <w:szCs w:val="18"/>
-              </w:rPr>
-              <w:t>Hz</w:t>
-            </w:r>
-            <w:proofErr w:type="spellEnd"/>
+              <w:t>120 Hz</w:t>
+            </w:r>
           </w:p>
         </w:tc>
         <w:tc>
@@ -5419,7 +4624,6 @@
                 <w:szCs w:val="18"/>
               </w:rPr>
             </w:pPr>
-            <w:proofErr w:type="spellStart"/>
             <w:r>
               <w:rPr>
                 <w:sz w:val="18"/>
@@ -5432,31 +4636,7 @@
                 <w:sz w:val="18"/>
                 <w:szCs w:val="18"/>
               </w:rPr>
-              <w:t>cta-core</w:t>
-            </w:r>
-            <w:proofErr w:type="spellEnd"/>
-            <w:r>
-              <w:rPr>
-                <w:sz w:val="18"/>
-                <w:szCs w:val="18"/>
-              </w:rPr>
-              <w:t xml:space="preserve"> </w:t>
-            </w:r>
-            <w:proofErr w:type="spellStart"/>
-            <w:r>
-              <w:rPr>
-                <w:sz w:val="18"/>
-                <w:szCs w:val="18"/>
-              </w:rPr>
-              <w:t>Kryo</w:t>
-            </w:r>
-            <w:proofErr w:type="spellEnd"/>
-            <w:r>
-              <w:rPr>
-                <w:sz w:val="18"/>
-                <w:szCs w:val="18"/>
-              </w:rPr>
-              <w:t xml:space="preserve"> (1 x 3.19 GHz, 4 x 2.8 GHz, 3 x 2.0 GHz)</w:t>
+              <w:t>cta-core Kryo (1 x 3.19 GHz, 4 x 2.8 GHz, 3 x 2.0 GHz)</w:t>
             </w:r>
           </w:p>
         </w:tc>
@@ -5477,33 +4657,8 @@
                 <w:sz w:val="18"/>
                 <w:szCs w:val="18"/>
               </w:rPr>
-              <w:t xml:space="preserve">2 x Meta Quest </w:t>
-            </w:r>
-            <w:proofErr w:type="spellStart"/>
-            <w:r>
-              <w:rPr>
-                <w:sz w:val="18"/>
-                <w:szCs w:val="18"/>
-              </w:rPr>
-              <w:t>Touch</w:t>
-            </w:r>
-            <w:proofErr w:type="spellEnd"/>
-            <w:r>
-              <w:rPr>
-                <w:sz w:val="18"/>
-                <w:szCs w:val="18"/>
-              </w:rPr>
-              <w:t xml:space="preserve"> Plus </w:t>
-            </w:r>
-            <w:proofErr w:type="spellStart"/>
-            <w:r>
-              <w:rPr>
-                <w:sz w:val="18"/>
-                <w:szCs w:val="18"/>
-              </w:rPr>
-              <w:t>Controllers</w:t>
-            </w:r>
-            <w:proofErr w:type="spellEnd"/>
+              <w:t>2 x Meta Quest Touch Plus Controllers</w:t>
+            </w:r>
           </w:p>
         </w:tc>
         <w:tc>
@@ -5630,17 +4785,8 @@
                 <w:sz w:val="18"/>
                 <w:szCs w:val="18"/>
               </w:rPr>
-              <w:t xml:space="preserve">120 </w:t>
-            </w:r>
-            <w:proofErr w:type="spellStart"/>
-            <w:r>
-              <w:rPr>
-                <w:sz w:val="18"/>
-                <w:szCs w:val="18"/>
-              </w:rPr>
-              <w:t>Hz</w:t>
-            </w:r>
-            <w:proofErr w:type="spellEnd"/>
+              <w:t>120 Hz</w:t>
+            </w:r>
           </w:p>
         </w:tc>
         <w:tc>
@@ -5655,37 +4801,12 @@
                 <w:szCs w:val="18"/>
               </w:rPr>
             </w:pPr>
-            <w:proofErr w:type="spellStart"/>
-            <w:r>
-              <w:rPr>
-                <w:sz w:val="18"/>
-                <w:szCs w:val="18"/>
-              </w:rPr>
-              <w:t>Octa-core</w:t>
-            </w:r>
-            <w:proofErr w:type="spellEnd"/>
-            <w:r>
-              <w:rPr>
-                <w:sz w:val="18"/>
-                <w:szCs w:val="18"/>
-              </w:rPr>
-              <w:t xml:space="preserve"> </w:t>
-            </w:r>
-            <w:proofErr w:type="spellStart"/>
-            <w:r>
-              <w:rPr>
-                <w:sz w:val="18"/>
-                <w:szCs w:val="18"/>
-              </w:rPr>
-              <w:t>Kryo</w:t>
-            </w:r>
-            <w:proofErr w:type="spellEnd"/>
-            <w:r>
-              <w:rPr>
-                <w:sz w:val="18"/>
-                <w:szCs w:val="18"/>
-              </w:rPr>
-              <w:t xml:space="preserve"> (1 x 3.19 GHz, 4 x 2.8 GHz, 3 x 2.0 GHz)</w:t>
+            <w:r>
+              <w:rPr>
+                <w:sz w:val="18"/>
+                <w:szCs w:val="18"/>
+              </w:rPr>
+              <w:t>Octa-core Kryo (1 x 3.19 GHz, 4 x 2.8 GHz, 3 x 2.0 GHz)</w:t>
             </w:r>
           </w:p>
         </w:tc>
@@ -5706,33 +4827,8 @@
                 <w:sz w:val="18"/>
                 <w:szCs w:val="18"/>
               </w:rPr>
-              <w:t xml:space="preserve">2 x Meta Quest </w:t>
-            </w:r>
-            <w:proofErr w:type="spellStart"/>
-            <w:r>
-              <w:rPr>
-                <w:sz w:val="18"/>
-                <w:szCs w:val="18"/>
-              </w:rPr>
-              <w:t>Touch</w:t>
-            </w:r>
-            <w:proofErr w:type="spellEnd"/>
-            <w:r>
-              <w:rPr>
-                <w:sz w:val="18"/>
-                <w:szCs w:val="18"/>
-              </w:rPr>
-              <w:t xml:space="preserve"> Plus </w:t>
-            </w:r>
-            <w:proofErr w:type="spellStart"/>
-            <w:r>
-              <w:rPr>
-                <w:sz w:val="18"/>
-                <w:szCs w:val="18"/>
-              </w:rPr>
-              <w:t>Controllers</w:t>
-            </w:r>
-            <w:proofErr w:type="spellEnd"/>
+              <w:t>2 x Meta Quest Touch Plus Controllers</w:t>
+            </w:r>
           </w:p>
         </w:tc>
         <w:tc>
@@ -5859,17 +4955,8 @@
                 <w:sz w:val="18"/>
                 <w:szCs w:val="18"/>
               </w:rPr>
-              <w:t xml:space="preserve">90 </w:t>
-            </w:r>
-            <w:proofErr w:type="spellStart"/>
-            <w:r>
-              <w:rPr>
-                <w:sz w:val="18"/>
-                <w:szCs w:val="18"/>
-              </w:rPr>
-              <w:t>Hz</w:t>
-            </w:r>
-            <w:proofErr w:type="spellEnd"/>
+              <w:t>90 Hz</w:t>
+            </w:r>
           </w:p>
         </w:tc>
         <w:tc>
@@ -5884,21 +4971,12 @@
                 <w:szCs w:val="18"/>
               </w:rPr>
             </w:pPr>
-            <w:proofErr w:type="spellStart"/>
-            <w:r>
-              <w:rPr>
-                <w:sz w:val="18"/>
-                <w:szCs w:val="18"/>
-              </w:rPr>
-              <w:t>Snapdragon</w:t>
-            </w:r>
-            <w:proofErr w:type="spellEnd"/>
-            <w:r>
-              <w:rPr>
-                <w:sz w:val="18"/>
-                <w:szCs w:val="18"/>
-              </w:rPr>
-              <w:t xml:space="preserve"> XR2+ Gen 2</w:t>
+            <w:r>
+              <w:rPr>
+                <w:sz w:val="18"/>
+                <w:szCs w:val="18"/>
+              </w:rPr>
+              <w:t>Snapdragon XR2+ Gen 2</w:t>
             </w:r>
           </w:p>
         </w:tc>
@@ -5958,21 +5036,12 @@
                 <w:szCs w:val="18"/>
               </w:rPr>
             </w:pPr>
-            <w:proofErr w:type="spellStart"/>
-            <w:r>
-              <w:rPr>
-                <w:sz w:val="18"/>
-                <w:szCs w:val="18"/>
-              </w:rPr>
-              <w:t>Valve</w:t>
-            </w:r>
-            <w:proofErr w:type="spellEnd"/>
-            <w:r>
-              <w:rPr>
-                <w:sz w:val="18"/>
-                <w:szCs w:val="18"/>
-              </w:rPr>
-              <w:t xml:space="preserve"> Index</w:t>
+            <w:r>
+              <w:rPr>
+                <w:sz w:val="18"/>
+                <w:szCs w:val="18"/>
+              </w:rPr>
+              <w:t>Valve Index</w:t>
             </w:r>
           </w:p>
         </w:tc>
@@ -6056,17 +5125,8 @@
                 <w:sz w:val="18"/>
                 <w:szCs w:val="18"/>
               </w:rPr>
-              <w:t xml:space="preserve">144 </w:t>
-            </w:r>
-            <w:proofErr w:type="spellStart"/>
-            <w:r>
-              <w:rPr>
-                <w:sz w:val="18"/>
-                <w:szCs w:val="18"/>
-              </w:rPr>
-              <w:t>Hz</w:t>
-            </w:r>
-            <w:proofErr w:type="spellEnd"/>
+              <w:t>144 Hz</w:t>
+            </w:r>
           </w:p>
         </w:tc>
         <w:tc>
@@ -6137,23 +5197,7 @@
                 <w:sz w:val="18"/>
                 <w:szCs w:val="18"/>
               </w:rPr>
-              <w:t xml:space="preserve">Apple </w:t>
-            </w:r>
-            <w:proofErr w:type="spellStart"/>
-            <w:r>
-              <w:rPr>
-                <w:sz w:val="18"/>
-                <w:szCs w:val="18"/>
-              </w:rPr>
-              <w:t>Vision</w:t>
-            </w:r>
-            <w:proofErr w:type="spellEnd"/>
-            <w:r>
-              <w:rPr>
-                <w:sz w:val="18"/>
-                <w:szCs w:val="18"/>
-              </w:rPr>
-              <w:t xml:space="preserve"> Pro M5</w:t>
+              <w:t>Apple Vision Pro M5</w:t>
             </w:r>
           </w:p>
         </w:tc>
@@ -6237,17 +5281,8 @@
                 <w:sz w:val="18"/>
                 <w:szCs w:val="18"/>
               </w:rPr>
-              <w:t xml:space="preserve">120 </w:t>
-            </w:r>
-            <w:proofErr w:type="spellStart"/>
-            <w:r>
-              <w:rPr>
-                <w:sz w:val="18"/>
-                <w:szCs w:val="18"/>
-              </w:rPr>
-              <w:t>Hz</w:t>
-            </w:r>
-            <w:proofErr w:type="spellEnd"/>
+              <w:t>120 Hz</w:t>
+            </w:r>
           </w:p>
         </w:tc>
         <w:tc>
@@ -6325,23 +5360,7 @@
                 <w:sz w:val="18"/>
                 <w:szCs w:val="18"/>
               </w:rPr>
-              <w:t xml:space="preserve">HTC </w:t>
-            </w:r>
-            <w:proofErr w:type="spellStart"/>
-            <w:r>
-              <w:rPr>
-                <w:sz w:val="18"/>
-                <w:szCs w:val="18"/>
-              </w:rPr>
-              <w:t>Vive</w:t>
-            </w:r>
-            <w:proofErr w:type="spellEnd"/>
-            <w:r>
-              <w:rPr>
-                <w:sz w:val="18"/>
-                <w:szCs w:val="18"/>
-              </w:rPr>
-              <w:t xml:space="preserve"> Pro 2</w:t>
+              <w:t>HTC Vive Pro 2</w:t>
             </w:r>
           </w:p>
         </w:tc>
@@ -6425,17 +5444,8 @@
                 <w:sz w:val="18"/>
                 <w:szCs w:val="18"/>
               </w:rPr>
-              <w:t xml:space="preserve">120 </w:t>
-            </w:r>
-            <w:proofErr w:type="spellStart"/>
-            <w:r>
-              <w:rPr>
-                <w:sz w:val="18"/>
-                <w:szCs w:val="18"/>
-              </w:rPr>
-              <w:t>Hz</w:t>
-            </w:r>
-            <w:proofErr w:type="spellEnd"/>
+              <w:t>120 Hz</w:t>
+            </w:r>
           </w:p>
         </w:tc>
         <w:tc>
@@ -6469,23 +5479,7 @@
                 <w:sz w:val="18"/>
                 <w:szCs w:val="18"/>
               </w:rPr>
-              <w:t>2 x </w:t>
-            </w:r>
-            <w:proofErr w:type="spellStart"/>
-            <w:r>
-              <w:rPr>
-                <w:sz w:val="18"/>
-                <w:szCs w:val="18"/>
-              </w:rPr>
-              <w:t>Vive</w:t>
-            </w:r>
-            <w:proofErr w:type="spellEnd"/>
-            <w:r>
-              <w:rPr>
-                <w:sz w:val="18"/>
-                <w:szCs w:val="18"/>
-              </w:rPr>
-              <w:t xml:space="preserve"> Pro Controller </w:t>
+              <w:t>2 x Vive Pro Controller </w:t>
             </w:r>
           </w:p>
           <w:p>
@@ -6615,17 +5609,8 @@
                 <w:sz w:val="18"/>
                 <w:szCs w:val="18"/>
               </w:rPr>
-              <w:t xml:space="preserve">90 </w:t>
-            </w:r>
-            <w:proofErr w:type="spellStart"/>
-            <w:r>
-              <w:rPr>
-                <w:sz w:val="18"/>
-                <w:szCs w:val="18"/>
-              </w:rPr>
-              <w:t>Hz</w:t>
-            </w:r>
-            <w:proofErr w:type="spellEnd"/>
+              <w:t>90 Hz</w:t>
+            </w:r>
           </w:p>
         </w:tc>
         <w:tc>
@@ -6640,37 +5625,12 @@
                 <w:szCs w:val="18"/>
               </w:rPr>
             </w:pPr>
-            <w:proofErr w:type="spellStart"/>
-            <w:r>
-              <w:rPr>
-                <w:sz w:val="18"/>
-                <w:szCs w:val="18"/>
-              </w:rPr>
-              <w:t>Octa-core</w:t>
-            </w:r>
-            <w:proofErr w:type="spellEnd"/>
-            <w:r>
-              <w:rPr>
-                <w:sz w:val="18"/>
-                <w:szCs w:val="18"/>
-              </w:rPr>
-              <w:t xml:space="preserve"> </w:t>
-            </w:r>
-            <w:proofErr w:type="spellStart"/>
-            <w:r>
-              <w:rPr>
-                <w:sz w:val="18"/>
-                <w:szCs w:val="18"/>
-              </w:rPr>
-              <w:t>Kryo</w:t>
-            </w:r>
-            <w:proofErr w:type="spellEnd"/>
-            <w:r>
-              <w:rPr>
-                <w:sz w:val="18"/>
-                <w:szCs w:val="18"/>
-              </w:rPr>
-              <w:t xml:space="preserve"> 585 (1 x 2.84 GHz, 3 x 2.42 GHz, 4 x 1.8 GHz)</w:t>
+            <w:r>
+              <w:rPr>
+                <w:sz w:val="18"/>
+                <w:szCs w:val="18"/>
+              </w:rPr>
+              <w:t>Octa-core Kryo 585 (1 x 2.84 GHz, 3 x 2.42 GHz, 4 x 1.8 GHz)</w:t>
             </w:r>
           </w:p>
         </w:tc>
@@ -6730,21 +5690,12 @@
                 <w:szCs w:val="18"/>
               </w:rPr>
             </w:pPr>
-            <w:proofErr w:type="spellStart"/>
-            <w:r>
-              <w:rPr>
-                <w:sz w:val="18"/>
-                <w:szCs w:val="18"/>
-              </w:rPr>
-              <w:t>Playstation</w:t>
-            </w:r>
-            <w:proofErr w:type="spellEnd"/>
-            <w:r>
-              <w:rPr>
-                <w:sz w:val="18"/>
-                <w:szCs w:val="18"/>
-              </w:rPr>
-              <w:t xml:space="preserve"> VR 2</w:t>
+            <w:r>
+              <w:rPr>
+                <w:sz w:val="18"/>
+                <w:szCs w:val="18"/>
+              </w:rPr>
+              <w:t>Playstation VR 2</w:t>
             </w:r>
           </w:p>
         </w:tc>
@@ -6828,17 +5779,8 @@
                 <w:sz w:val="18"/>
                 <w:szCs w:val="18"/>
               </w:rPr>
-              <w:t xml:space="preserve">120 </w:t>
-            </w:r>
-            <w:proofErr w:type="spellStart"/>
-            <w:r>
-              <w:rPr>
-                <w:sz w:val="18"/>
-                <w:szCs w:val="18"/>
-              </w:rPr>
-              <w:t>Hz</w:t>
-            </w:r>
-            <w:proofErr w:type="spellEnd"/>
+              <w:t>120 Hz</w:t>
+            </w:r>
           </w:p>
         </w:tc>
         <w:tc>
@@ -6873,49 +5815,8 @@
                 <w:sz w:val="18"/>
                 <w:szCs w:val="18"/>
               </w:rPr>
-              <w:t>2 x </w:t>
-            </w:r>
-            <w:proofErr w:type="spellStart"/>
-            <w:r>
-              <w:rPr>
-                <w:sz w:val="18"/>
-                <w:szCs w:val="18"/>
-              </w:rPr>
-              <w:t>Playstation</w:t>
-            </w:r>
-            <w:proofErr w:type="spellEnd"/>
-            <w:r>
-              <w:rPr>
-                <w:sz w:val="18"/>
-                <w:szCs w:val="18"/>
-              </w:rPr>
-              <w:t xml:space="preserve"> VR2 </w:t>
-            </w:r>
-            <w:proofErr w:type="spellStart"/>
-            <w:r>
-              <w:rPr>
-                <w:sz w:val="18"/>
-                <w:szCs w:val="18"/>
-              </w:rPr>
-              <w:t>Sense</w:t>
-            </w:r>
-            <w:proofErr w:type="spellEnd"/>
-            <w:r>
-              <w:rPr>
-                <w:sz w:val="18"/>
-                <w:szCs w:val="18"/>
-              </w:rPr>
-              <w:t xml:space="preserve"> </w:t>
-            </w:r>
-            <w:proofErr w:type="spellStart"/>
-            <w:r>
-              <w:rPr>
-                <w:sz w:val="18"/>
-                <w:szCs w:val="18"/>
-              </w:rPr>
-              <w:t>Controlle</w:t>
-            </w:r>
-            <w:proofErr w:type="spellEnd"/>
+              <w:t>2 x Playstation VR2 Sense Controlle</w:t>
+            </w:r>
           </w:p>
         </w:tc>
         <w:tc>
@@ -6971,15 +5872,7 @@
         <w:t>ę</w:t>
       </w:r>
       <w:r>
-        <w:t xml:space="preserve"> zaletę, że nie trzeba dodatkowego komputera do obsługi programów. Można uruchamiać projekty bezpośrednio na goglach. Jest to wygodniejsze rozwiązanie, bo nie trzeba się martwić okablowaniem oraz jest tańsze, bo wystarczy zakup jednego sprzętu, a cena komputera nie jest liczona w cenę całej konfiguracji. Nie zapominając, że większość gogli autonomicznych oferuje połączenie z komputerem za pomocą kabla lub po wifi. Jednakże gogle wymagające komputera oferują w zamian większą funkcjonalność. Dobrze będzie się najpierw nim przyjrzeć. </w:t>
-      </w:r>
-      <w:proofErr w:type="spellStart"/>
-      <w:r>
-        <w:t>Valve</w:t>
-      </w:r>
-      <w:proofErr w:type="spellEnd"/>
-      <w:r>
-        <w:t xml:space="preserve"> Index są wypełnione mniejszą i większą funkcjonalnością. </w:t>
+        <w:t xml:space="preserve"> zaletę, że nie trzeba dodatkowego komputera do obsługi programów. Można uruchamiać projekty bezpośrednio na goglach. Jest to wygodniejsze rozwiązanie, bo nie trzeba się martwić okablowaniem oraz jest tańsze, bo wystarczy zakup jednego sprzętu, a cena komputera nie jest liczona w cenę całej konfiguracji. Nie zapominając, że większość gogli autonomicznych oferuje połączenie z komputerem za pomocą kabla lub po wifi. Jednakże gogle wymagające komputera oferują w zamian większą funkcjonalność. Dobrze będzie się najpierw nim przyjrzeć. Valve Index są wypełnione mniejszą i większą funkcjonalnością. </w:t>
       </w:r>
       <w:r>
         <w:t xml:space="preserve">Tu na pierwszy plan wysuwają się kontrolery, które zamiast być pilotami, bardziej służą jako nakładka na dłonie. Mają dużą liczbę sensorów, które wykrywają położenie palców oraz nacisk na kontroler. Dając użytkownikowi jeszcze większą </w:t>
@@ -6997,47 +5890,7 @@
         <w:t xml:space="preserve"> w świecie. W dodatku pozycja gogli jak i kontrolerów jest śledzona bardzo precyzyjnie przy użyciu specjalnych lamp, więc nie można mówić o gubieniu przez zestaw pozycji kontrolerów. Duża częstotliwość odświeżania ekranów dodatkowo wpływa na komfort użytkownika niwelując chorobę symulatorową. </w:t>
       </w:r>
       <w:r>
-        <w:t xml:space="preserve">Wadą będzie cena i dostępność. Koszt prawie tysiąca dolarów na sprzęt, który jeszcze wymaga komputera do obsługi jest absurdalnie duży. Ten zestaw VR wyszedł w 2019 roku i dostępność poszczególnych </w:t>
-      </w:r>
-      <w:proofErr w:type="spellStart"/>
-      <w:r>
-        <w:t>akcesorii</w:t>
-      </w:r>
-      <w:proofErr w:type="spellEnd"/>
-      <w:r>
-        <w:t xml:space="preserve"> jest utrudniony. Można używać zamienników i firma </w:t>
-      </w:r>
-      <w:proofErr w:type="spellStart"/>
-      <w:r>
-        <w:t>valve</w:t>
-      </w:r>
-      <w:proofErr w:type="spellEnd"/>
-      <w:r>
-        <w:t xml:space="preserve"> nawet to zaleca, ale kupno całego zestawu na oficjalnej stronie nie jest już możliwe. Te gogle biorą udział w tym porównaniu głównie ze względu na ich funkcjonalność. Nawet dziś są jedynymi w swoim rodzaju. Podobnie można opisać HTC </w:t>
-      </w:r>
-      <w:proofErr w:type="spellStart"/>
-      <w:r>
-        <w:t>Vive</w:t>
-      </w:r>
-      <w:proofErr w:type="spellEnd"/>
-      <w:r>
-        <w:t xml:space="preserve"> Pro 2, tylko że pod wieloma względami są gorsze od sprzętu </w:t>
-      </w:r>
-      <w:proofErr w:type="spellStart"/>
-      <w:r>
-        <w:t>Valve</w:t>
-      </w:r>
-      <w:proofErr w:type="spellEnd"/>
-      <w:r>
-        <w:t xml:space="preserve">. Nie poprawia sytuacji cena, która jest jeszcze większa. Ekrany w goglach mają większą rozdzielczość, ale mają mniejsze odświeżanie. 120 </w:t>
-      </w:r>
-      <w:proofErr w:type="spellStart"/>
-      <w:r>
-        <w:t>Hz</w:t>
-      </w:r>
-      <w:proofErr w:type="spellEnd"/>
-      <w:r>
-        <w:t xml:space="preserve"> to nie jest zły wynik i jest standardem wśród bud</w:t>
+        <w:t>Wadą będzie cena i dostępność. Koszt prawie tysiąca dolarów na sprzęt, który jeszcze wymaga komputera do obsługi jest absurdalnie duży. Ten zestaw VR wyszedł w 2019 roku i dostępność poszczególnych akcesorii jest utrudniony. Można używać zamienników i firma valve nawet to zaleca, ale kupno całego zestawu na oficjalnej stronie nie jest już możliwe. Te gogle biorą udział w tym porównaniu głównie ze względu na ich funkcjonalność. Nawet dziś są jedynymi w swoim rodzaju. Podobnie można opisać HTC Vive Pro 2, tylko że pod wieloma względami są gorsze od sprzętu Valve. Nie poprawia sytuacji cena, która jest jeszcze większa. Ekrany w goglach mają większą rozdzielczość, ale mają mniejsze odświeżanie. 120 Hz to nie jest zły wynik i jest standardem wśród bud</w:t>
       </w:r>
       <w:r>
         <w:t>ż</w:t>
@@ -7046,38 +5899,14 @@
         <w:t>etowych gogli, ale to jest sprzęt za 1399 dolarów. Kontrolery również się nie wyróżniają na tle konkurencji</w:t>
       </w:r>
       <w:r>
-        <w:t xml:space="preserve">. Są one wielkie i nie poręczne. Ten zestaw jest za drogi i nie oferuje lepszej wydajności. Ostatni z tej kategorii jest </w:t>
-      </w:r>
-      <w:proofErr w:type="spellStart"/>
-      <w:r>
-        <w:t>playstation</w:t>
-      </w:r>
-      <w:proofErr w:type="spellEnd"/>
-      <w:r>
-        <w:t xml:space="preserve"> VR 2. Choć mylnie można założyć, że do obsługi jest potrzebna konsola </w:t>
-      </w:r>
-      <w:proofErr w:type="spellStart"/>
-      <w:r>
-        <w:t>playstation</w:t>
-      </w:r>
-      <w:proofErr w:type="spellEnd"/>
-      <w:r>
-        <w:t xml:space="preserve"> 5 to firma Sony udostępniła przejściówki pozwalające na podłączenie ich sprzętu do komputera. W przeciwieństwie do rozwiązań konkurencji te gogle nie wymagają </w:t>
+        <w:t xml:space="preserve">. Są one wielkie i nie poręczne. Ten zestaw jest za drogi i nie oferuje lepszej wydajności. Ostatni z tej kategorii jest playstation VR 2. Choć mylnie można założyć, że do obsługi jest potrzebna konsola playstation 5 to firma Sony udostępniła przejściówki pozwalające na podłączenie ich sprzętu do komputera. W przeciwieństwie do rozwiązań konkurencji te gogle nie wymagają </w:t>
       </w:r>
       <w:r>
         <w:lastRenderedPageBreak/>
         <w:t>specjalnych lamp.</w:t>
       </w:r>
       <w:r>
-        <w:t xml:space="preserve"> </w:t>
-      </w:r>
-      <w:proofErr w:type="spellStart"/>
-      <w:r>
-        <w:t>Playstation</w:t>
-      </w:r>
-      <w:proofErr w:type="spellEnd"/>
-      <w:r>
-        <w:t xml:space="preserve"> VR 2 śledzi pozycje kontrolerów przy pomocy wbudowanych kamer. Jest to o wiele wygodniejszy sposób, ponieważ podłączenie i ustawienie całej konfiguracji zajmuje mniej czasu. Problem pojawia się przy precyzji śledzenia. Nie jest ona tak dokładna jak przy użyciu lamp, a kamery mają trudność ze śledzeniem kontrolerów, gdy te są poza ich polem widzenia. W takich sytuacjach można powiedzieć, że gogle zgubiły kontrolery. Jedyne informacje jak</w:t>
+        <w:t xml:space="preserve"> Playstation VR 2 śledzi pozycje kontrolerów przy pomocy wbudowanych kamer. Jest to o wiele wygodniejszy sposób, ponieważ podłączenie i ustawienie całej konfiguracji zajmuje mniej czasu. Problem pojawia się przy precyzji śledzenia. Nie jest ona tak dokładna jak przy użyciu lamp, a kamery mają trudność ze śledzeniem kontrolerów, gdy te są poza ich polem widzenia. W takich sytuacjach można powiedzieć, że gogle zgubiły kontrolery. Jedyne informacje jak</w:t>
       </w:r>
       <w:r>
         <w:t>ie</w:t>
@@ -7097,29 +5926,11 @@
       <w:r>
         <w:t xml:space="preserve">, czy kontrolery posiadają </w:t>
       </w:r>
-      <w:proofErr w:type="spellStart"/>
       <w:r>
         <w:t>adaptatywne</w:t>
       </w:r>
-      <w:proofErr w:type="spellEnd"/>
-      <w:r>
-        <w:t xml:space="preserve"> spusty. Ta pierwsza funkcja jest na tyle kluczowa, bo pomaga przy optymalizacji programów, gdzie tylko ta </w:t>
-      </w:r>
-      <w:proofErr w:type="gramStart"/>
-      <w:r>
-        <w:t>przestrzeń</w:t>
-      </w:r>
-      <w:proofErr w:type="gramEnd"/>
-      <w:r>
-        <w:t xml:space="preserve"> na którą użytkownik patrzy będzie </w:t>
-      </w:r>
-      <w:proofErr w:type="spellStart"/>
-      <w:r>
-        <w:t>renderowana</w:t>
-      </w:r>
-      <w:proofErr w:type="spellEnd"/>
-      <w:r>
-        <w:t xml:space="preserve"> w wysokiej rozdzielczości. Niestety ta funkcjonalność nie jest wspierana na komputerach, jak i również inne bardziej zaawansowane funkcje. Czyni to ten zestaw bardzo </w:t>
+      <w:r>
+        <w:t xml:space="preserve"> spusty. Ta pierwsza funkcja jest na tyle kluczowa, bo pomaga przy optymalizacji programów, gdzie tylko ta przestrzeń na którą użytkownik patrzy będzie renderowana w wysokiej rozdzielczości. Niestety ta funkcjonalność nie jest wspierana na komputerach, jak i również inne bardziej zaawansowane funkcje. Czyni to ten zestaw bardzo </w:t>
       </w:r>
       <w:r>
         <w:t>wybrakowanym</w:t>
@@ -7131,15 +5942,7 @@
         <w:t>o</w:t>
       </w:r>
       <w:r>
-        <w:t xml:space="preserve"> jak działa komputer. Nie trzeba ich dodatkowo ładować. Z tych trzech zestawów wybrałbym do projektu </w:t>
-      </w:r>
-      <w:proofErr w:type="spellStart"/>
-      <w:r>
-        <w:t>playstation</w:t>
-      </w:r>
-      <w:proofErr w:type="spellEnd"/>
-      <w:r>
-        <w:t xml:space="preserve"> VR 2 głównie przez swoją cenę, ale </w:t>
+        <w:t xml:space="preserve"> jak działa komputer. Nie trzeba ich dodatkowo ładować. Z tych trzech zestawów wybrałbym do projektu playstation VR 2 głównie przez swoją cenę, ale </w:t>
       </w:r>
       <w:r>
         <w:t xml:space="preserve">większość </w:t>
@@ -7178,47 +5981,7 @@
       </w:pPr>
       <w:r>
         <w:tab/>
-        <w:t xml:space="preserve">Najbardziej popularnymi goglami autonomicznymi są flagowe zestawy Meta Quest. Do porównań użyje tych najbardziej aktualnych, czyli 3 i 3S. Oparte o procesor </w:t>
-      </w:r>
-      <w:proofErr w:type="spellStart"/>
-      <w:r>
-        <w:t>Octa-core</w:t>
-      </w:r>
-      <w:proofErr w:type="spellEnd"/>
-      <w:r>
-        <w:t xml:space="preserve"> </w:t>
-      </w:r>
-      <w:proofErr w:type="spellStart"/>
-      <w:r>
-        <w:t>Kryo</w:t>
-      </w:r>
-      <w:proofErr w:type="spellEnd"/>
-      <w:r>
-        <w:t xml:space="preserve"> potrafią uruchamiać sporą gamę programów wykorzystujących grafikę 3D. W większości nie jest to bardzo szczegółowa grafika, ale jest na tyle zaawansowana, że może stać obok </w:t>
-      </w:r>
-      <w:proofErr w:type="gramStart"/>
-      <w:r>
-        <w:t>komputerów,</w:t>
-      </w:r>
-      <w:proofErr w:type="gramEnd"/>
-      <w:r>
-        <w:t xml:space="preserve"> czy konsol. Mocą i możliwością można porównać do konsoli </w:t>
-      </w:r>
-      <w:proofErr w:type="spellStart"/>
-      <w:r>
-        <w:t>Playstation</w:t>
-      </w:r>
-      <w:proofErr w:type="spellEnd"/>
-      <w:r>
-        <w:t xml:space="preserve"> 3, czy Xbox 360. Odświeżanie i rozdzielczość ekranów jest naprawdę duża. 120 </w:t>
-      </w:r>
-      <w:proofErr w:type="spellStart"/>
-      <w:r>
-        <w:t>Hz</w:t>
-      </w:r>
-      <w:proofErr w:type="spellEnd"/>
-      <w:r>
-        <w:t xml:space="preserve"> przy rozdzielczości 2</w:t>
+        <w:t>Najbardziej popularnymi goglami autonomicznymi są flagowe zestawy Meta Quest. Do porównań użyje tych najbardziej aktualnych, czyli 3 i 3S. Oparte o procesor Octa-core Kryo potrafią uruchamiać sporą gamę programów wykorzystujących grafikę 3D. W większości nie jest to bardzo szczegółowa grafika, ale jest na tyle zaawansowana, że może stać obok komputerów, czy konsol. Mocą i możliwością można porównać do konsoli Playstation 3, czy Xbox 360. Odświeżanie i rozdzielczość ekranów jest naprawdę duża. 120 Hz przy rozdzielczości 2</w:t>
       </w:r>
       <w:r>
         <w:t>064x2208</w:t>
@@ -7234,15 +5997,7 @@
         <w:t>ilości dokumentacji.</w:t>
       </w:r>
       <w:r>
-        <w:t xml:space="preserve"> Tańszą alternatywą dla Meta Quest są Pico G3. Jego parametry są niższe. Rozdzielczość jest minimalnie mniejsza, a odświeżanie wynosi tylko 90 </w:t>
-      </w:r>
-      <w:proofErr w:type="spellStart"/>
-      <w:r>
-        <w:t>Hz</w:t>
-      </w:r>
-      <w:proofErr w:type="spellEnd"/>
-      <w:r>
-        <w:t xml:space="preserve">. Mniejszą częstotliwość ma też procesor, choć tej samej marki to jego parametry są również minimalnie mniejsze. Główną wadą jest tylko jeden kontroler. Jest to poważny problem, gdyż przy tworzeniu aplikacji VR to zakłada się, że użytkownik będzie posiadał dwa kontrolery. Jeden na lewą rękę, drugi na prawą. W tym zestawie </w:t>
+        <w:t xml:space="preserve"> Tańszą alternatywą dla Meta Quest są Pico G3. Jego parametry są niższe. Rozdzielczość jest minimalnie mniejsza, a odświeżanie wynosi tylko 90 Hz. Mniejszą częstotliwość ma też procesor, choć tej samej marki to jego parametry są również minimalnie mniejsze. Główną wadą jest tylko jeden kontroler. Jest to poważny problem, gdyż przy tworzeniu aplikacji VR to zakłada się, że użytkownik będzie posiadał dwa kontrolery. Jeden na lewą rękę, drugi na prawą. W tym zestawie </w:t>
       </w:r>
       <w:r>
         <w:t>VR</w:t>
@@ -7266,23 +6021,7 @@
         <w:t>y</w:t>
       </w:r>
       <w:r>
-        <w:t xml:space="preserve">, bo ten zestaw kosztuje 399 dolarów, a za mniejszą cenę można kupić gogle Meta Quest 3S, które posiadają oba kontrolery. Pico G3 wydaję się produktem bardziej przeznaczonym do biznesu oraz obsługi AR, gdzie jeden kontroler w zupełności wystarcza. Innym bardziej biznesowym rozwiązaniem są gogle Apple </w:t>
-      </w:r>
-      <w:proofErr w:type="spellStart"/>
-      <w:r>
-        <w:t>Vision</w:t>
-      </w:r>
-      <w:proofErr w:type="spellEnd"/>
-      <w:r>
-        <w:t xml:space="preserve"> Pro. Jest to produkt </w:t>
-      </w:r>
-      <w:proofErr w:type="spellStart"/>
-      <w:r>
-        <w:t>premium</w:t>
-      </w:r>
-      <w:proofErr w:type="spellEnd"/>
-      <w:r>
-        <w:t xml:space="preserve">, który już ze swoją ceną przegrywa z resztą urządzeń. </w:t>
+        <w:t xml:space="preserve">, bo ten zestaw kosztuje 399 dolarów, a za mniejszą cenę można kupić gogle Meta Quest 3S, które posiadają oba kontrolery. Pico G3 wydaję się produktem bardziej przeznaczonym do biznesu oraz obsługi AR, gdzie jeden kontroler w zupełności wystarcza. Innym bardziej biznesowym rozwiązaniem są gogle Apple Vision Pro. Jest to produkt premium, który już ze swoją ceną przegrywa z resztą urządzeń. </w:t>
       </w:r>
       <w:r>
         <w:t>Oferuję sporą moc obliczeniową oraz wysoką rozdzielczość ekranów, ale Apple nie oferują kontrolerów. Zamiast tego jest śledzony ruch rąk. Taką funkcjonalność mają również gogle Meta Quest, ale produkt Apple ma to śledzenie bardziej dopracowane. Cała interakcja opiera się na gestykulacji użytkownika. Zbudowanie systemu opartego o gesty użytkownika jest możliwe, ale wymaga zbyt dużej pracy jak na jedną osobę. Ten produkt jest bardziej przeznaczony do rozwiązań AR, gdzie prosta gestykulacja ma większe zastosowanie. W VR taki sposób sterowani</w:t>
@@ -7297,48 +6036,16 @@
         <w:t>by</w:t>
       </w:r>
       <w:r>
-        <w:t xml:space="preserve"> dużego zastosowanie przez brak precyzji. To samo można powiedzieć o tańszej alternatywie dla sprzętu </w:t>
-      </w:r>
-      <w:proofErr w:type="spellStart"/>
-      <w:r>
-        <w:t>Apple’a</w:t>
-      </w:r>
-      <w:proofErr w:type="spellEnd"/>
-      <w:r>
-        <w:t xml:space="preserve">, czyli Samsung Gear XR. W przeciwieństwie do swojego konkurenta Samsung do swojego zestawu załącza kontrolery. Niestety cena nadal jest wielokrotnie większa od sprzętu Meta. Duża </w:t>
-      </w:r>
-      <w:proofErr w:type="gramStart"/>
-      <w:r>
-        <w:t>rozdzielczość,</w:t>
-      </w:r>
-      <w:proofErr w:type="gramEnd"/>
-      <w:r>
-        <w:t xml:space="preserve"> czy moc obliczeniowa nie usprawiedliwia tak dużej ceny. Ostatnim parametrem, który ma duży wpływ jest bateria. Każde z gogli autonomicznych trzeba ładować. I dla każdego wcześniej wymienionych czas działania na baterii średnio oscyluje wokół dwóch godzin. Jest to </w:t>
-      </w:r>
-      <w:r>
-        <w:t xml:space="preserve">mocno niedokładne, bo </w:t>
-      </w:r>
-      <w:proofErr w:type="gramStart"/>
-      <w:r>
-        <w:t>to</w:t>
-      </w:r>
-      <w:proofErr w:type="gramEnd"/>
-      <w:r>
-        <w:t xml:space="preserve"> ile gogle zużyj</w:t>
+        <w:t xml:space="preserve"> dużego zastosowanie przez brak precyzji. To samo można powiedzieć o tańszej alternatywie dla sprzętu Apple’a, czyli Samsung Gear XR. W przeciwieństwie do swojego konkurenta Samsung do swojego zestawu załącza kontrolery. Niestety cena nadal jest wielokrotnie większa od sprzętu Meta. Duża rozdzielczość, czy moc obliczeniowa nie usprawiedliwia tak dużej ceny. Ostatnim parametrem, który ma duży wpływ jest bateria. Każde z gogli autonomicznych trzeba ładować. I dla każdego wcześniej wymienionych czas działania na baterii średnio oscyluje wokół dwóch godzin. Jest to </w:t>
+      </w:r>
+      <w:r>
+        <w:t>mocno niedokładne, bo to ile gogle zużyj</w:t>
       </w:r>
       <w:r>
         <w:t>ą</w:t>
       </w:r>
       <w:r>
-        <w:t xml:space="preserve"> baterii ściśle jest związane z zużyciem mocy operacyjnej. Bardziej wymagające aplikacje zwiększą zużycie baterii. I to jest największy problem zestawów autonomicznych. Po sesji użytkowania trzeba ładować gogle, co nie jest zbyt optymalnym rozwiązaniem. Nawet podłączenie do </w:t>
-      </w:r>
-      <w:proofErr w:type="gramStart"/>
-      <w:r>
-        <w:t>komputera,</w:t>
-      </w:r>
-      <w:proofErr w:type="gramEnd"/>
-      <w:r>
-        <w:t xml:space="preserve"> czy ładowarki nie powoduje, że gogle będą działać dłużej. Na potrzeby tego projektu po analizie zalet i wad różnej gamy sprzętów zdecydowałem, że zestaw VR Meta Quest 3 będzie najbardziej </w:t>
+        <w:t xml:space="preserve"> baterii ściśle jest związane z zużyciem mocy operacyjnej. Bardziej wymagające aplikacje zwiększą zużycie baterii. I to jest największy problem zestawów autonomicznych. Po sesji użytkowania trzeba ładować gogle, co nie jest zbyt optymalnym rozwiązaniem. Nawet podłączenie do komputera, czy ładowarki nie powoduje, że gogle będą działać dłużej. Na potrzeby tego projektu po analizie zalet i wad różnej gamy sprzętów zdecydowałem, że zestaw VR Meta Quest 3 będzie najbardziej </w:t>
       </w:r>
       <w:r>
         <w:lastRenderedPageBreak/>
@@ -7351,15 +6058,7 @@
       </w:pPr>
       <w:bookmarkStart w:id="7" w:name="_Toc215131087"/>
       <w:r>
-        <w:t xml:space="preserve">2.3 </w:t>
-      </w:r>
-      <w:proofErr w:type="spellStart"/>
-      <w:r>
-        <w:t>Unreal</w:t>
-      </w:r>
-      <w:proofErr w:type="spellEnd"/>
-      <w:r>
-        <w:t xml:space="preserve"> Engine 5</w:t>
+        <w:t>2.3 Unreal Engine 5</w:t>
       </w:r>
       <w:bookmarkEnd w:id="7"/>
     </w:p>
@@ -7369,66 +6068,10 @@
       </w:pPr>
       <w:r>
         <w:tab/>
-        <w:t xml:space="preserve">Ważnym elementem projektu jest środowisko w jakim będzie system projektowany. Wybrałem do tego </w:t>
-      </w:r>
-      <w:proofErr w:type="spellStart"/>
-      <w:r>
-        <w:t>Unreal</w:t>
-      </w:r>
-      <w:proofErr w:type="spellEnd"/>
-      <w:r>
-        <w:t xml:space="preserve"> Engine 5, ponieważ byłem już z nim zaznajomiony oraz oferuje on spore wsparcie dla technologii wirtualnej rzeczywistości. Ten silnik graficzny oferuje darmową licencję dla osób prywatnych, których przychód brutto nie przekracza miliona dolarów, małych firm, których roczny przychód brutto nie przekracza miliona dolarów oraz dla celów naukowych. W te ostatnie kryteria ten projekt się wpasowuje. </w:t>
-      </w:r>
-      <w:proofErr w:type="spellStart"/>
-      <w:r>
-        <w:t>Unreal</w:t>
-      </w:r>
-      <w:proofErr w:type="spellEnd"/>
-      <w:r>
-        <w:t xml:space="preserve"> Engine 5 to piąta iteracja silnika graficznego </w:t>
-      </w:r>
-      <w:proofErr w:type="spellStart"/>
-      <w:r>
-        <w:t>Unreal</w:t>
-      </w:r>
-      <w:proofErr w:type="spellEnd"/>
-      <w:r>
-        <w:t xml:space="preserve"> Engine wypuszczony przez </w:t>
-      </w:r>
-      <w:proofErr w:type="spellStart"/>
-      <w:r>
-        <w:t>Epic</w:t>
-      </w:r>
-      <w:proofErr w:type="spellEnd"/>
-      <w:r>
-        <w:t xml:space="preserve"> Games Inc. Jest on jednym z najpopularniejszych środowisk do tworzenie gier wideo, ale i również tworzenia wizualizacji. Jednym z głównych cech jest możliwość tworzenia zaawansowanej grafiki, bez większej znajomości programowania. Natomiast jest możliwe projektowanie systemów z wykorzystaniem języka C++. </w:t>
-      </w:r>
-      <w:r>
-        <w:t xml:space="preserve">Jednakże w tym projekcie postanowiłem zastosować podejście no </w:t>
-      </w:r>
-      <w:proofErr w:type="spellStart"/>
-      <w:r>
-        <w:t>code</w:t>
-      </w:r>
-      <w:proofErr w:type="spellEnd"/>
-      <w:r>
-        <w:t xml:space="preserve">. To konkretne podejście umożliwia tworzenie całych aplikacji bez znajomości programowania. Wszystko polega tworzeniu logiki systemu za pomocą wcześniej przygotowanych bloków. </w:t>
-      </w:r>
-      <w:proofErr w:type="spellStart"/>
-      <w:r>
-        <w:t>Unreal</w:t>
-      </w:r>
-      <w:proofErr w:type="spellEnd"/>
-      <w:r>
-        <w:t xml:space="preserve"> Engine 5 wspiera oraz zaleca takie podejście. Cały proces tworzenia aplikacji u podstaw stoi na koncepcie </w:t>
-      </w:r>
-      <w:proofErr w:type="spellStart"/>
-      <w:r>
-        <w:t>blueprintów</w:t>
-      </w:r>
-      <w:proofErr w:type="spellEnd"/>
-      <w:r>
-        <w:t xml:space="preserve">. Można je porównać do klas w klasycznym programowaniu. </w:t>
+        <w:t xml:space="preserve">Ważnym elementem projektu jest środowisko w jakim będzie system projektowany. Wybrałem do tego Unreal Engine 5, ponieważ byłem już z nim zaznajomiony oraz oferuje on spore wsparcie dla technologii wirtualnej rzeczywistości. Ten silnik graficzny oferuje darmową licencję dla osób prywatnych, których przychód brutto nie przekracza miliona dolarów, małych firm, których roczny przychód brutto nie przekracza miliona dolarów oraz dla celów naukowych. W te ostatnie kryteria ten projekt się wpasowuje. Unreal Engine 5 to piąta iteracja silnika graficznego Unreal Engine wypuszczony przez Epic Games Inc. Jest on jednym z najpopularniejszych środowisk do tworzenie gier wideo, ale i również tworzenia wizualizacji. Jednym z głównych cech jest możliwość tworzenia zaawansowanej grafiki, bez większej znajomości programowania. Natomiast jest możliwe projektowanie systemów z wykorzystaniem języka C++. </w:t>
+      </w:r>
+      <w:r>
+        <w:t xml:space="preserve">Jednakże w tym projekcie postanowiłem zastosować podejście no code. To konkretne podejście umożliwia tworzenie całych aplikacji bez znajomości programowania. Wszystko polega tworzeniu logiki systemu za pomocą wcześniej przygotowanych bloków. Unreal Engine 5 wspiera oraz zaleca takie podejście. Cały proces tworzenia aplikacji u podstaw stoi na koncepcie blueprintów. Można je porównać do klas w klasycznym programowaniu. </w:t>
       </w:r>
     </w:p>
     <w:p>
@@ -7483,13 +6126,8 @@
         <w:jc w:val="center"/>
       </w:pPr>
       <w:r>
-        <w:t xml:space="preserve">Rys. 2.1 Przykładowe typy </w:t>
-      </w:r>
-      <w:proofErr w:type="spellStart"/>
-      <w:r>
-        <w:t>blueprint</w:t>
-      </w:r>
-      <w:proofErr w:type="spellEnd"/>
+        <w:t>Rys. 2.1 Przykładowe typy blueprint</w:t>
+      </w:r>
       <w:r>
         <w:t>. Źródło: opracowanie własne</w:t>
       </w:r>
@@ -7504,22 +6142,9 @@
       <w:pPr>
         <w:pStyle w:val="Praca"/>
       </w:pPr>
-      <w:proofErr w:type="spellStart"/>
       <w:r>
         <w:lastRenderedPageBreak/>
-        <w:t>Blueprinty</w:t>
-      </w:r>
-      <w:proofErr w:type="spellEnd"/>
-      <w:r>
-        <w:t xml:space="preserve"> reprezentują pojedyncze aspekty systemu lub jeden obiekt w przestrzeni 3D. W zależności od jakiej klasy </w:t>
-      </w:r>
-      <w:proofErr w:type="spellStart"/>
-      <w:r>
-        <w:t>blueprint</w:t>
-      </w:r>
-      <w:proofErr w:type="spellEnd"/>
-      <w:r>
-        <w:t xml:space="preserve"> dziedziczy, taka będzie jego funkcjonalność.</w:t>
+        <w:t>Blueprinty reprezentują pojedyncze aspekty systemu lub jeden obiekt w przestrzeni 3D. W zależności od jakiej klasy blueprint dziedziczy, taka będzie jego funkcjonalność.</w:t>
       </w:r>
     </w:p>
     <w:p>
@@ -7574,13 +6199,8 @@
         <w:jc w:val="center"/>
       </w:pPr>
       <w:r>
-        <w:t xml:space="preserve">Rys. 2.2 Tworzenie </w:t>
-      </w:r>
-      <w:proofErr w:type="spellStart"/>
-      <w:r>
-        <w:t>blueprint</w:t>
-      </w:r>
-      <w:proofErr w:type="spellEnd"/>
+        <w:t>Rys. 2.2 Tworzenie blueprint</w:t>
+      </w:r>
       <w:r>
         <w:t>. Źródło: opracowanie własne</w:t>
       </w:r>
@@ -7596,194 +6216,26 @@
         <w:pStyle w:val="Praca"/>
       </w:pPr>
       <w:r>
-        <w:t xml:space="preserve">Na potrzeby tego projektu można wyróżnić trzy podstawowe klasy dziedziczne: </w:t>
-      </w:r>
-      <w:proofErr w:type="spellStart"/>
-      <w:r>
-        <w:t>Actor</w:t>
-      </w:r>
-      <w:proofErr w:type="spellEnd"/>
-      <w:r>
-        <w:t xml:space="preserve">, </w:t>
-      </w:r>
-      <w:proofErr w:type="spellStart"/>
-      <w:r>
-        <w:t>Pawn</w:t>
-      </w:r>
-      <w:proofErr w:type="spellEnd"/>
-      <w:r>
-        <w:t xml:space="preserve"> oraz </w:t>
-      </w:r>
-      <w:proofErr w:type="spellStart"/>
-      <w:r>
-        <w:t>Actor</w:t>
-      </w:r>
-      <w:proofErr w:type="spellEnd"/>
-      <w:r>
-        <w:t xml:space="preserve"> Component. </w:t>
-      </w:r>
-      <w:proofErr w:type="spellStart"/>
-      <w:r>
-        <w:t>Blueprinty</w:t>
-      </w:r>
-      <w:proofErr w:type="spellEnd"/>
-      <w:r>
-        <w:t xml:space="preserve"> typu </w:t>
-      </w:r>
-      <w:proofErr w:type="spellStart"/>
-      <w:r>
-        <w:t>actor</w:t>
-      </w:r>
-      <w:proofErr w:type="spellEnd"/>
-      <w:r>
-        <w:t xml:space="preserve"> to obiekty, które można postawić w przestrzeni 3D. Typ </w:t>
-      </w:r>
-      <w:proofErr w:type="spellStart"/>
-      <w:r>
-        <w:t>Pawn</w:t>
-      </w:r>
-      <w:proofErr w:type="spellEnd"/>
-      <w:r>
-        <w:t xml:space="preserve"> jest obiektem sterowanym przez użytkownika. Wszystkie </w:t>
+        <w:t xml:space="preserve">Na potrzeby tego projektu można wyróżnić trzy podstawowe klasy dziedziczne: Actor, Pawn oraz Actor Component. Blueprinty typu actor to obiekty, które można postawić w przestrzeni 3D. Typ Pawn jest obiektem sterowanym przez użytkownika. Wszystkie </w:t>
       </w:r>
       <w:r>
         <w:t xml:space="preserve">jego </w:t>
       </w:r>
       <w:r>
-        <w:t xml:space="preserve">reakcje są interpretowane przez typ </w:t>
-      </w:r>
-      <w:proofErr w:type="spellStart"/>
-      <w:r>
-        <w:t>Pawn</w:t>
-      </w:r>
-      <w:proofErr w:type="spellEnd"/>
-      <w:r>
-        <w:t>, co ważne, że ty</w:t>
+        <w:t>reakcje są interpretowane przez typ Pawn, co ważne, że ty</w:t>
       </w:r>
       <w:r>
         <w:t>p</w:t>
       </w:r>
       <w:r>
-        <w:t xml:space="preserve"> </w:t>
-      </w:r>
-      <w:proofErr w:type="spellStart"/>
-      <w:r>
-        <w:t>Pawn</w:t>
-      </w:r>
-      <w:proofErr w:type="spellEnd"/>
-      <w:r>
-        <w:t xml:space="preserve"> sam dziedziczy od typu </w:t>
-      </w:r>
-      <w:proofErr w:type="spellStart"/>
-      <w:r>
-        <w:t>actor</w:t>
-      </w:r>
-      <w:proofErr w:type="spellEnd"/>
-      <w:r>
-        <w:t xml:space="preserve">. </w:t>
-      </w:r>
-      <w:proofErr w:type="spellStart"/>
-      <w:r>
-        <w:t>Actor</w:t>
-      </w:r>
-      <w:proofErr w:type="spellEnd"/>
-      <w:r>
-        <w:t xml:space="preserve"> Component nie jest samodzielnym obiektem, a raczej można go porównać do interfejsu. Można go przyczepić do dowolnego obiektu i w ten sposób wzbogacić funkcjonalność </w:t>
-      </w:r>
-      <w:proofErr w:type="spellStart"/>
-      <w:r>
-        <w:t>blueprintu</w:t>
-      </w:r>
-      <w:proofErr w:type="spellEnd"/>
-      <w:r>
-        <w:t xml:space="preserve"> typu </w:t>
-      </w:r>
-      <w:proofErr w:type="spellStart"/>
-      <w:r>
-        <w:t>actor</w:t>
-      </w:r>
-      <w:proofErr w:type="spellEnd"/>
-      <w:r>
-        <w:t xml:space="preserve">. Wartym wspomnienia typem jest Game </w:t>
-      </w:r>
-      <w:proofErr w:type="spellStart"/>
-      <w:r>
-        <w:t>Mode</w:t>
-      </w:r>
-      <w:proofErr w:type="spellEnd"/>
-      <w:r>
-        <w:t xml:space="preserve"> Base. W teorii on powinien zawierać całą logikę projektu oraz charakteryzować sposób użytkowania. Jednakże domyślne ustawienia wystarczają na potrzeby projektu. </w:t>
-      </w:r>
-      <w:r>
-        <w:t xml:space="preserve">Tak jak było wspomniane </w:t>
-      </w:r>
-      <w:proofErr w:type="spellStart"/>
-      <w:r>
-        <w:t>blueprint</w:t>
-      </w:r>
-      <w:proofErr w:type="spellEnd"/>
-      <w:r>
-        <w:t xml:space="preserve"> można porównać do tradycyjnej klasy. Można tworzyć zmienne określonego typu: </w:t>
-      </w:r>
-      <w:proofErr w:type="spellStart"/>
-      <w:r>
-        <w:t>Int</w:t>
-      </w:r>
-      <w:proofErr w:type="spellEnd"/>
-      <w:r>
-        <w:t xml:space="preserve">, </w:t>
-      </w:r>
-      <w:proofErr w:type="spellStart"/>
-      <w:r>
-        <w:t>Float</w:t>
-      </w:r>
-      <w:proofErr w:type="spellEnd"/>
-      <w:r>
-        <w:t xml:space="preserve">, String, ale też innych </w:t>
-      </w:r>
-      <w:proofErr w:type="spellStart"/>
-      <w:r>
-        <w:t>blueprintów</w:t>
-      </w:r>
-      <w:proofErr w:type="spellEnd"/>
-      <w:r>
-        <w:t xml:space="preserve">. </w:t>
+        <w:t xml:space="preserve"> Pawn sam dziedziczy od typu actor. Actor Component nie jest samodzielnym obiektem, a raczej można go porównać do interfejsu. Można go przyczepić do dowolnego obiektu i w ten sposób wzbogacić funkcjonalność blueprintu typu actor. Wartym wspomnienia typem jest Game Mode Base. W teorii on powinien zawierać całą logikę projektu oraz charakteryzować sposób użytkowania. Jednakże domyślne ustawienia wystarczają na potrzeby projektu. </w:t>
+      </w:r>
+      <w:r>
+        <w:t xml:space="preserve">Tak jak było wspomniane blueprint można porównać do tradycyjnej klasy. Można tworzyć zmienne określonego typu: Int, Float, String, ale też innych blueprintów. </w:t>
       </w:r>
       <w:r>
         <w:lastRenderedPageBreak/>
-        <w:t xml:space="preserve">Każdy </w:t>
-      </w:r>
-      <w:proofErr w:type="spellStart"/>
-      <w:r>
-        <w:t>blueprint</w:t>
-      </w:r>
-      <w:proofErr w:type="spellEnd"/>
-      <w:r>
-        <w:t xml:space="preserve"> </w:t>
-      </w:r>
-      <w:proofErr w:type="spellStart"/>
-      <w:r>
-        <w:t>zawiea</w:t>
-      </w:r>
-      <w:proofErr w:type="spellEnd"/>
-      <w:r>
-        <w:t xml:space="preserve"> w sobie odpowiednik funkcji </w:t>
-      </w:r>
-      <w:proofErr w:type="spellStart"/>
-      <w:r>
-        <w:t>main</w:t>
-      </w:r>
-      <w:proofErr w:type="spellEnd"/>
-      <w:r>
-        <w:t xml:space="preserve">. W edytorze nazywa się to Event </w:t>
-      </w:r>
-      <w:proofErr w:type="spellStart"/>
-      <w:r>
-        <w:t>Graph</w:t>
-      </w:r>
-      <w:proofErr w:type="spellEnd"/>
-      <w:r>
-        <w:t>.</w:t>
+        <w:t>Każdy blueprint zawiea w sobie odpowiednik funkcji main. W edytorze nazywa się to Event Graph.</w:t>
       </w:r>
       <w:r>
         <w:t xml:space="preserve"> </w:t>
@@ -7848,13 +6300,8 @@
         <w:t xml:space="preserve">Rys. 2.3 </w:t>
       </w:r>
       <w:r>
-        <w:t xml:space="preserve">Edytor </w:t>
-      </w:r>
-      <w:proofErr w:type="spellStart"/>
-      <w:r>
-        <w:t>Blueprint</w:t>
-      </w:r>
-      <w:proofErr w:type="spellEnd"/>
+        <w:t>Edytor Blueprint</w:t>
+      </w:r>
       <w:r>
         <w:t>. Źródło: opracowanie własne</w:t>
       </w:r>
@@ -7870,53 +6317,13 @@
         <w:pStyle w:val="Praca"/>
       </w:pPr>
       <w:r>
-        <w:t xml:space="preserve">Logikę systemu tworzy się za pomocą bloków o konkretnej funkcjonalności. Bloki reprezentują klasyczną funkcjonalność tradycyjnego kodu. Na </w:t>
-      </w:r>
-      <w:proofErr w:type="spellStart"/>
-      <w:r>
-        <w:t>Main</w:t>
-      </w:r>
-      <w:proofErr w:type="spellEnd"/>
-      <w:r>
-        <w:t xml:space="preserve"> </w:t>
-      </w:r>
-      <w:proofErr w:type="spellStart"/>
-      <w:r>
-        <w:t>Graphie</w:t>
-      </w:r>
-      <w:proofErr w:type="spellEnd"/>
-      <w:r>
-        <w:t xml:space="preserve"> widać trzy bloki </w:t>
-      </w:r>
-      <w:proofErr w:type="spellStart"/>
-      <w:r>
-        <w:t>eventowe</w:t>
-      </w:r>
-      <w:proofErr w:type="spellEnd"/>
-      <w:r>
-        <w:t>. Są one odpowiedzialne za uruchamianie kodu w konkretnej sytuacji. Domyślnie są trzy. Konst</w:t>
+        <w:t>Logikę systemu tworzy się za pomocą bloków o konkretnej funkcjonalności. Bloki reprezentują klasyczną funkcjonalność tradycyjnego kodu. Na Main Graphie widać trzy bloki eventowe. Są one odpowiedzialne za uruchamianie kodu w konkretnej sytuacji. Domyślnie są trzy. Konst</w:t>
       </w:r>
       <w:r>
         <w:t>r</w:t>
       </w:r>
       <w:r>
-        <w:t xml:space="preserve">uktor, Wykrycie kolizji oraz funkcja uruchamiana co każdy </w:t>
-      </w:r>
-      <w:proofErr w:type="spellStart"/>
-      <w:r>
-        <w:t>tick</w:t>
-      </w:r>
-      <w:proofErr w:type="spellEnd"/>
-      <w:r>
-        <w:t xml:space="preserve">, czyli co określony czas. Można też tworzyć własne bloki </w:t>
-      </w:r>
-      <w:proofErr w:type="spellStart"/>
-      <w:r>
-        <w:t>eventowe</w:t>
-      </w:r>
-      <w:proofErr w:type="spellEnd"/>
-      <w:r>
-        <w:t>, które mogą służyć jako punkt</w:t>
+        <w:t>uktor, Wykrycie kolizji oraz funkcja uruchamiana co każdy tick, czyli co określony czas. Można też tworzyć własne bloki eventowe, które mogą służyć jako punkt</w:t>
       </w:r>
       <w:r>
         <w:t>y</w:t>
@@ -7998,15 +6405,7 @@
       </w:pPr>
       <w:r>
         <w:lastRenderedPageBreak/>
-        <w:t xml:space="preserve">Zmienne mogą być jednym z prymitywnych typów lub być odwołanie do innego </w:t>
-      </w:r>
-      <w:proofErr w:type="spellStart"/>
-      <w:r>
-        <w:t>blueprinta</w:t>
-      </w:r>
-      <w:proofErr w:type="spellEnd"/>
-      <w:r>
-        <w:t xml:space="preserve">. Można do nich przypisać wartość domyślną oraz ustawić jaką formą zmiennej ma być: pojedyncza, tablica, mapa, zbiór. </w:t>
+        <w:t xml:space="preserve">Zmienne mogą być jednym z prymitywnych typów lub być odwołanie do innego blueprinta. Można do nich przypisać wartość domyślną oraz ustawić jaką formą zmiennej ma być: pojedyncza, tablica, mapa, zbiór. </w:t>
       </w:r>
       <w:r>
         <w:t>Do zmiennej można przypisać wartość lub ją odczytać.</w:t>
@@ -8086,23 +6485,7 @@
         <w:pStyle w:val="Praca"/>
       </w:pPr>
       <w:r>
-        <w:t xml:space="preserve">Cały proces tworzenia programu opiera się na łączeniu bloków w odpowiedniej kolejności. Do jednego bloku może prowadzić wiele ścieżek, ale z jednego bloku może prowadzić jedno wyjście. Biblioteka bloków jest ogromna i obejmuje proste operacje arytmetyczne, logiczne, czy też bardziej zaawansowane operacje. Można też tworzyć </w:t>
-      </w:r>
-      <w:proofErr w:type="gramStart"/>
-      <w:r>
-        <w:t>pętle,</w:t>
-      </w:r>
-      <w:proofErr w:type="gramEnd"/>
-      <w:r>
-        <w:t xml:space="preserve"> czy rozgałęzienia, które są odpowiednikiem wyrażenia </w:t>
-      </w:r>
-      <w:proofErr w:type="spellStart"/>
-      <w:r>
-        <w:t>if</w:t>
-      </w:r>
-      <w:proofErr w:type="spellEnd"/>
-      <w:r>
-        <w:t xml:space="preserve">. </w:t>
+        <w:t xml:space="preserve">Cały proces tworzenia programu opiera się na łączeniu bloków w odpowiedniej kolejności. Do jednego bloku może prowadzić wiele ścieżek, ale z jednego bloku może prowadzić jedno wyjście. Biblioteka bloków jest ogromna i obejmuje proste operacje arytmetyczne, logiczne, czy też bardziej zaawansowane operacje. Można też tworzyć pętle, czy rozgałęzienia, które są odpowiednikiem wyrażenia if. </w:t>
       </w:r>
     </w:p>
     <w:p>
@@ -8274,23 +6657,7 @@
         <w:t xml:space="preserve"> parametrów wejściowych oraz wyjściowych.</w:t>
       </w:r>
       <w:r>
-        <w:t xml:space="preserve"> Ciało funkcji składa się z bloków. Nie różni się to od tworzenia logiki w zakładce event </w:t>
-      </w:r>
-      <w:proofErr w:type="spellStart"/>
-      <w:r>
-        <w:t>graph</w:t>
-      </w:r>
-      <w:proofErr w:type="spellEnd"/>
-      <w:r>
-        <w:t xml:space="preserve">, ale pozwala na stworzenia bardziej modularnego i czytelniejszego kodu. Stworzona funkcja może być wywołana w każdym momencie w obrębie </w:t>
-      </w:r>
-      <w:proofErr w:type="spellStart"/>
-      <w:r>
-        <w:t>blueprinta</w:t>
-      </w:r>
-      <w:proofErr w:type="spellEnd"/>
-      <w:r>
-        <w:t>.</w:t>
+        <w:t xml:space="preserve"> Ciało funkcji składa się z bloków. Nie różni się to od tworzenia logiki w zakładce event graph, ale pozwala na stworzenia bardziej modularnego i czytelniejszego kodu. Stworzona funkcja może być wywołana w każdym momencie w obrębie blueprinta.</w:t>
       </w:r>
     </w:p>
     <w:p>
@@ -8298,21 +6665,8 @@
         <w:pStyle w:val="Praca"/>
         <w:ind w:firstLine="708"/>
       </w:pPr>
-      <w:proofErr w:type="spellStart"/>
-      <w:r>
-        <w:t>Blueprint</w:t>
-      </w:r>
-      <w:proofErr w:type="spellEnd"/>
-      <w:r>
-        <w:t xml:space="preserve"> to nie tylko tworzenie kodu, ale też tworzenie obiektu reprezentującego logikę. Sposób jego reprezentacji zależy od typu </w:t>
-      </w:r>
-      <w:proofErr w:type="spellStart"/>
-      <w:r>
-        <w:t>blueprinta</w:t>
-      </w:r>
-      <w:proofErr w:type="spellEnd"/>
-      <w:r>
-        <w:t>. Najbardziej podstawy oferuje stworzenie obiektu składającego się z brył, oświetlenia, źródeł dźwięku, czy innych struktur. Każdy obiekt reprezentujący może być modyfikowany wewnątrz kodu.</w:t>
+      <w:r>
+        <w:t>Blueprint to nie tylko tworzenie kodu, ale też tworzenie obiektu reprezentującego logikę. Sposób jego reprezentacji zależy od typu blueprinta. Najbardziej podstawy oferuje stworzenie obiektu składającego się z brył, oświetlenia, źródeł dźwięku, czy innych struktur. Każdy obiekt reprezentujący może być modyfikowany wewnątrz kodu.</w:t>
       </w:r>
     </w:p>
     <w:p>
@@ -8367,13 +6721,8 @@
         <w:jc w:val="center"/>
       </w:pPr>
       <w:r>
-        <w:t xml:space="preserve">Rys. 2.8 Obiekt reprezentujący </w:t>
-      </w:r>
-      <w:proofErr w:type="spellStart"/>
-      <w:r>
-        <w:t>blueprint</w:t>
-      </w:r>
-      <w:proofErr w:type="spellEnd"/>
+        <w:t>Rys. 2.8 Obiekt reprezentujący blueprint</w:t>
+      </w:r>
       <w:r>
         <w:t>. Źródło: opracowanie własne</w:t>
       </w:r>
@@ -8388,15 +6737,7 @@
         <w:pStyle w:val="Praca"/>
       </w:pPr>
       <w:r>
-        <w:t xml:space="preserve">By obiekt był aktywny i można go było używać trzeba go postawić na mapie w edytorze </w:t>
-      </w:r>
-      <w:proofErr w:type="spellStart"/>
-      <w:r>
-        <w:t>Unreal</w:t>
-      </w:r>
-      <w:proofErr w:type="spellEnd"/>
-      <w:r>
-        <w:t xml:space="preserve"> Engine.</w:t>
+        <w:t>By obiekt był aktywny i można go było używać trzeba go postawić na mapie w edytorze Unreal Engine.</w:t>
       </w:r>
     </w:p>
     <w:p>
@@ -8468,39 +6809,7 @@
       </w:pPr>
       <w:r>
         <w:lastRenderedPageBreak/>
-        <w:t xml:space="preserve">To są tylko podstawy używania </w:t>
-      </w:r>
-      <w:proofErr w:type="spellStart"/>
-      <w:r>
-        <w:t>blueprintów</w:t>
-      </w:r>
-      <w:proofErr w:type="spellEnd"/>
-      <w:r>
-        <w:t xml:space="preserve"> w </w:t>
-      </w:r>
-      <w:proofErr w:type="spellStart"/>
-      <w:r>
-        <w:t>Unreal</w:t>
-      </w:r>
-      <w:proofErr w:type="spellEnd"/>
-      <w:r>
-        <w:t xml:space="preserve"> Engine 5, ale ich zastosowanie jest o wiele większe. Na podstawie ich można tworzyć zaawansowane i wielofunkcyjne systemy. Są one przydatne przy prototypowaniu funkcjonalności, bo pozwalają w małym odstępie czasowym stworzyć coś, co ma działać zgodnie z wymaganiami. Samo podejście no </w:t>
-      </w:r>
-      <w:proofErr w:type="spellStart"/>
-      <w:r>
-        <w:t>code</w:t>
-      </w:r>
-      <w:proofErr w:type="spellEnd"/>
-      <w:r>
-        <w:t xml:space="preserve"> w </w:t>
-      </w:r>
-      <w:proofErr w:type="spellStart"/>
-      <w:r>
-        <w:t>Unreal</w:t>
-      </w:r>
-      <w:proofErr w:type="spellEnd"/>
-      <w:r>
-        <w:t xml:space="preserve"> Engine 5 nie tylko ogranicza się do tworzenia logiki, </w:t>
+        <w:t xml:space="preserve">To są tylko podstawy używania blueprintów w Unreal Engine 5, ale ich zastosowanie jest o wiele większe. Na podstawie ich można tworzyć zaawansowane i wielofunkcyjne systemy. Są one przydatne przy prototypowaniu funkcjonalności, bo pozwalają w małym odstępie czasowym stworzyć coś, co ma działać zgodnie z wymaganiami. Samo podejście no code w Unreal Engine 5 nie tylko ogranicza się do tworzenia logiki, </w:t>
       </w:r>
       <w:r>
         <w:t>bo</w:t>
@@ -8515,15 +6824,7 @@
         <w:t xml:space="preserve"> każdego aspektu </w:t>
       </w:r>
       <w:r>
-        <w:t xml:space="preserve">tworzenia projektu. Za pomocą ich można stworzyć zaawansowane materiały, które można nałożyć na obiekty 3D. Nie trzeba znać żadnego języka programowania, by zaprojektować całe systemy. Jednakże podejście no </w:t>
-      </w:r>
-      <w:proofErr w:type="spellStart"/>
-      <w:r>
-        <w:t>code</w:t>
-      </w:r>
-      <w:proofErr w:type="spellEnd"/>
-      <w:r>
-        <w:t>, choć jest wygodne w użyciu i szybko pozwala tworzyć logikę programu to ma swoje wady. Główną jest jej słaba czytelność przy bardziej skomplikowanych instrukcjach. Im bardziej zawansowana funkcjonalność, tym mniej czytel</w:t>
+        <w:t>tworzenia projektu. Za pomocą ich można stworzyć zaawansowane materiały, które można nałożyć na obiekty 3D. Nie trzeba znać żadnego języka programowania, by zaprojektować całe systemy. Jednakże podejście no code, choć jest wygodne w użyciu i szybko pozwala tworzyć logikę programu to ma swoje wady. Główną jest jej słaba czytelność przy bardziej skomplikowanych instrukcjach. Im bardziej zawansowana funkcjonalność, tym mniej czytel</w:t>
       </w:r>
       <w:r>
         <w:t>n</w:t>
@@ -8538,47 +6839,7 @@
         <w:t>kod. Każdy blok ma swój rozmiar i tworzenie kolejnych funkcji zabiera miejsce w edytorze. Przy kilku małych systemach ten problem jest nie widoczny, ale gdy tylko jest potrzeba zaimplementować bardziej zaawansowaną funkcjonalność to ilość potrzebnych bloków i połączeń sprawia, że kod jest nieczytelny. Można to zaradzić tworzeniem kolejnych funkcji pomocniczych, które zawierają pomniejszy kod, ale późniejsze odczytanie kodu jest utrudnione przez sam edytor.</w:t>
       </w:r>
       <w:r>
-        <w:t xml:space="preserve"> Można też wspomnieć, że kod stworzony za pomocą </w:t>
-      </w:r>
-      <w:proofErr w:type="spellStart"/>
-      <w:r>
-        <w:t>blueprintów</w:t>
-      </w:r>
-      <w:proofErr w:type="spellEnd"/>
-      <w:r>
-        <w:t xml:space="preserve"> nie jest tak samo wydajny jak stworzony za pomocą C++. Choć u podstaw leży ten język programowania to jednak nie mamy kontroli nad nim, gdy tworzymy w no </w:t>
-      </w:r>
-      <w:proofErr w:type="spellStart"/>
-      <w:r>
-        <w:t>code</w:t>
-      </w:r>
-      <w:proofErr w:type="spellEnd"/>
-      <w:r>
-        <w:t xml:space="preserve">. Możliwości optymalizacyjne są bardzo ograniczone. Podsumowując, </w:t>
-      </w:r>
-      <w:proofErr w:type="spellStart"/>
-      <w:r>
-        <w:t>Unreal</w:t>
-      </w:r>
-      <w:proofErr w:type="spellEnd"/>
-      <w:r>
-        <w:t xml:space="preserve"> Engine 5 umożliwia tworzenia programów z wykorzystaniem podejścia no </w:t>
-      </w:r>
-      <w:proofErr w:type="spellStart"/>
-      <w:r>
-        <w:t>code</w:t>
-      </w:r>
-      <w:proofErr w:type="spellEnd"/>
-      <w:r>
-        <w:t xml:space="preserve">, choć jest wygodny i pozwala na szybkie prototypowanie systemów to jednak ma </w:t>
-      </w:r>
-      <w:proofErr w:type="gramStart"/>
-      <w:r>
-        <w:t>ograniczenia</w:t>
-      </w:r>
-      <w:proofErr w:type="gramEnd"/>
-      <w:r>
-        <w:t xml:space="preserve"> jeśli chodzi o optymalizacje oraz czytelność kodu.</w:t>
+        <w:t xml:space="preserve"> Można też wspomnieć, że kod stworzony za pomocą blueprintów nie jest tak samo wydajny jak stworzony za pomocą C++. Choć u podstaw leży ten język programowania to jednak nie mamy kontroli nad nim, gdy tworzymy w no code. Możliwości optymalizacyjne są bardzo ograniczone. Podsumowując, Unreal Engine 5 umożliwia tworzenia programów z wykorzystaniem podejścia no code, choć jest wygodny i pozwala na szybkie prototypowanie systemów to jednak ma ograniczenia jeśli chodzi o optymalizacje oraz czytelność kodu.</w:t>
       </w:r>
     </w:p>
     <w:p>
@@ -8586,7 +6847,6 @@
         <w:pStyle w:val="Nagwek2"/>
       </w:pPr>
       <w:bookmarkStart w:id="8" w:name="_Toc215131088"/>
-      <w:proofErr w:type="gramStart"/>
       <w:r>
         <w:t>2.</w:t>
       </w:r>
@@ -8594,11 +6854,7 @@
         <w:t>4</w:t>
       </w:r>
       <w:r>
-        <w:t xml:space="preserve">  Założenia</w:t>
-      </w:r>
-      <w:proofErr w:type="gramEnd"/>
-      <w:r>
-        <w:t xml:space="preserve"> i Funkcjonalnoś</w:t>
+        <w:t xml:space="preserve"> Założenia i Funkcjonalnoś</w:t>
       </w:r>
       <w:r>
         <w:t>ć</w:t>
@@ -8688,26 +6944,10 @@
         <w:t xml:space="preserve"> powinno być proste i intuicyjne, oparte na gestykulacji dłoni, która jest interpretowana przez kontrolery śledzące. Oparte o ten sposób wywołania będzie funkcja usuwania przedmiotów. By mieć możliwość usunięcia lub zamrożenia przedmiotu użytkownik będzie musiał wyciągnąć palec wskazujący i kliknąć odpowiedni przycisk. Przedmiot wycelowany przez palec będzie usunięty lub zamrożony.</w:t>
       </w:r>
       <w:r>
-        <w:t xml:space="preserve"> Proces tworzenia przedmiotu powinien mieć zabezpieczenie przed stworzeniem przedmiotu poza pomieszczeniem lub w innym obiekcie. Dlatego w momencie tworzenia obiekt może zostać </w:t>
-      </w:r>
-      <w:proofErr w:type="gramStart"/>
-      <w:r>
-        <w:t>stworzony</w:t>
-      </w:r>
-      <w:proofErr w:type="gramEnd"/>
-      <w:r>
-        <w:t xml:space="preserve"> jeśli nic nie będzie kolidować</w:t>
-      </w:r>
-      <w:r>
-        <w:t xml:space="preserve"> z nowo powstałym obiektem. Tworzenie przedmiotów będzie służyć do kreacji mebli, które są łatwe do przenoszenia oraz ich lokalizacja domyślnie nie jest stała. Przykładem takich mebli są krzesła, </w:t>
-      </w:r>
-      <w:proofErr w:type="gramStart"/>
-      <w:r>
-        <w:t>stoły,</w:t>
-      </w:r>
-      <w:proofErr w:type="gramEnd"/>
-      <w:r>
-        <w:t xml:space="preserve"> czy lampy. Z nimi użytkownik będzie głównie wchodzić w interakcje.</w:t>
+        <w:t xml:space="preserve"> Proces tworzenia przedmiotu powinien mieć zabezpieczenie przed stworzeniem przedmiotu poza pomieszczeniem lub w innym obiekcie. Dlatego w momencie tworzenia obiekt może zostać stworzony jeśli nic nie będzie kolidować</w:t>
+      </w:r>
+      <w:r>
+        <w:t xml:space="preserve"> z nowo powstałym obiektem. Tworzenie przedmiotów będzie służyć do kreacji mebli, które są łatwe do przenoszenia oraz ich lokalizacja domyślnie nie jest stała. Przykładem takich mebli są krzesła, stoły, czy lampy. Z nimi użytkownik będzie głównie wchodzić w interakcje.</w:t>
       </w:r>
     </w:p>
     <w:p>
@@ -8731,45 +6971,24 @@
         <w:ind w:firstLine="708"/>
       </w:pPr>
       <w:r>
-        <w:t xml:space="preserve">Stałe obiekty są rodzajem obiektów, które są ściśle związane z daną ścianą. Nie można ich ręcznie przesunąć, a raczej trzeba jest ustawić w konkretnym miejscu. Przykładem takich obiektów są drzwi, okna, obrazy, czy nawet szafy. Użytkownik po postawieniu takiego obiektu, nie będzie wstanie go dalej </w:t>
-      </w:r>
-      <w:proofErr w:type="gramStart"/>
-      <w:r>
-        <w:t>przestawiać,</w:t>
-      </w:r>
-      <w:proofErr w:type="gramEnd"/>
-      <w:r>
-        <w:t xml:space="preserve"> czy modyfikować. Jedyną dostępną opcją będzie jego zniszczenie. W przeciwieństwie do zwykłych przedmiotów to stałe obiekty są tworzone na jednej konkretnej ścianie. Gdy użytkownik wybierze obiekt to do momentu zaakceptowania zmian, będzie mógł przesuwać obiekt w ramach jednej wybranej ściany. Biorąc pod uwagę różnice między różnymi obiektami to nie zawsze ruch stałego obiektu będzie dowolny. Przykładowo drzwi mogą się </w:t>
+        <w:t xml:space="preserve">Stałe obiekty są rodzajem obiektów, które są ściśle związane z daną ścianą. Nie można ich ręcznie przesunąć, a raczej trzeba jest ustawić w konkretnym miejscu. Przykładem takich obiektów są drzwi, okna, obrazy, czy nawet szafy. Użytkownik po postawieniu takiego obiektu, nie będzie wstanie go dalej przestawiać, czy modyfikować. Jedyną dostępną opcją będzie jego zniszczenie. W przeciwieństwie do zwykłych przedmiotów to stałe obiekty są tworzone na jednej konkretnej ścianie. Gdy użytkownik wybierze obiekt to do momentu zaakceptowania zmian, będzie mógł przesuwać obiekt w ramach jednej wybranej ściany. Biorąc pod uwagę różnice między różnymi obiektami to nie zawsze ruch stałego obiektu będzie dowolny. Przykładowo drzwi mogą się </w:t>
       </w:r>
       <w:r>
         <w:lastRenderedPageBreak/>
         <w:t>przesuwać tylko w jednej osi, ponieważ musi stykać się z podłogą oraz ścianą, w przeciwieństwie do okna, która też musi mieć kontakt ze ścianą, ale nie z podłogą.</w:t>
       </w:r>
       <w:r>
-        <w:t xml:space="preserve"> Jednak najważniejszym i najbardziej szczególnym typem obiektu stałego jest dodatkowa ściana. Nie każdy pokój ma kształt prostopadłościanu, a często są </w:t>
-      </w:r>
-      <w:proofErr w:type="gramStart"/>
-      <w:r>
-        <w:t>mniejsze,</w:t>
-      </w:r>
-      <w:proofErr w:type="gramEnd"/>
-      <w:r>
-        <w:t xml:space="preserve"> czy większe nierówności lub pokój ma ścianę działkową. Postawienie takiej ściany daję użytkownikowi jeszcze większa wolność w tworzeniu pomieszczenia.</w:t>
+        <w:t xml:space="preserve"> Jednak najważniejszym i najbardziej szczególnym typem obiektu stałego jest dodatkowa ściana. Nie każdy pokój ma kształt prostopadłościanu, a często są mniejsze, czy większe nierówności lub pokój ma ścianę działkową. Postawienie takiej ściany daję użytkownikowi jeszcze większa wolność w tworzeniu pomieszczenia.</w:t>
       </w:r>
       <w:r>
         <w:t xml:space="preserve"> </w:t>
       </w:r>
       <w:r>
-        <w:t xml:space="preserve">Obiekt będzie się zachowywać jak zwykła ściana, czyli będzie można modyfikować jej teksturę, kolor oraz stawiać na niej kolejne stałe obiekty. Używając tabletu, użytkownik, będzie miał możliwość zwiększenia grubości, długości oraz obrotu nowo postawionej ściany. W przeciwieństwie do tworzenia samych przedmiotów to użytkownik powinien mieć możliwość stawiania stałych obiektów z dowolnie ustawiona precyzją. Do takich celów została przewidziana siatka oraz magnez. Pierwsza funkcja jest opcją, która po </w:t>
-      </w:r>
-      <w:proofErr w:type="spellStart"/>
-      <w:r>
-        <w:t>włączon</w:t>
+        <w:t>Obiekt będzie się zachowywać jak zwykła ściana, czyli będzie można modyfikować jej teksturę, kolor oraz stawiać na niej kolejne stałe obiekty. Używając tabletu, użytkownik, będzie miał możliwość zwiększenia grubości, długości oraz obrotu nowo postawionej ściany. W przeciwieństwie do tworzenia samych przedmiotów to użytkownik powinien mieć możliwość stawiania stałych obiektów z dowolnie ustawiona precyzją. Do takich celów została przewidziana siatka oraz magnez. Pierwsza funkcja jest opcją, która po włączon</w:t>
       </w:r>
       <w:r>
         <w:t>iu</w:t>
       </w:r>
-      <w:proofErr w:type="spellEnd"/>
       <w:r>
         <w:t xml:space="preserve"> nakłada na wszystkie ściany specjalną siatkę. </w:t>
       </w:r>
@@ -8823,7 +7042,7 @@
         <w:t>3.</w:t>
       </w:r>
       <w:r>
-        <w:t xml:space="preserve">  Część Praktyczna</w:t>
+        <w:t xml:space="preserve"> Część Praktyczna</w:t>
       </w:r>
       <w:bookmarkEnd w:id="9"/>
     </w:p>
@@ -8831,10 +7050,418 @@
       <w:pPr>
         <w:pStyle w:val="Praca"/>
       </w:pPr>
+      <w:r>
+        <w:tab/>
+      </w:r>
+      <w:r>
+        <w:t>Implementacja systemu dekoracji wnętrz można podzielić na kilka etapów, które odwzorowują podstawowe funkcjonalności projektu.</w:t>
+      </w:r>
+      <w:r>
+        <w:t xml:space="preserve"> Zostanie przedstawiona ich implementacja oraz ze względu na wykorzystanie no code</w:t>
+      </w:r>
+      <w:r>
+        <w:t xml:space="preserve"> zostaną wyjaśnione wcześniej nieporuszone zagadnienia tego podejścia.</w:t>
+      </w:r>
+    </w:p>
+    <w:p>
+      <w:pPr>
+        <w:pStyle w:val="Nagwek2"/>
+      </w:pPr>
+      <w:r>
+        <w:t>3.</w:t>
+      </w:r>
+      <w:r>
+        <w:t>1</w:t>
+      </w:r>
+      <w:r>
+        <w:t xml:space="preserve"> </w:t>
+      </w:r>
+      <w:r>
+        <w:t>Implementacja Wirtualnej Rzeczywistości</w:t>
+      </w:r>
+    </w:p>
+    <w:p>
+      <w:pPr>
+        <w:pStyle w:val="Praca"/>
+      </w:pPr>
+      <w:r>
+        <w:tab/>
+        <w:t>Najpierw trzeba zacząć od tego w jaki sposób wirtualna rzeczywistość może być zaimplementowana do projektu stworzonego w Unreal Engine 5.</w:t>
+      </w:r>
+      <w:r>
+        <w:t xml:space="preserve"> Silnik oferuje wsparcie dla tej technologii oraz przykładowy projekt, gdzie najbardziej podstawowe mechaniki ruchu są zaimplementowane. Dwoma głównymi elementami jest blueprint VRGameMode oraz aktor VRPawn.</w:t>
+      </w:r>
+      <w:r>
+        <w:t xml:space="preserve"> Pierwszy blueprint odpowiada za ustawienie domyślnych ustawień dla całego projektu.</w:t>
+      </w:r>
+    </w:p>
+    <w:p>
+      <w:pPr>
+        <w:pStyle w:val="Praca"/>
+        <w:jc w:val="center"/>
+      </w:pPr>
+      <w:r>
+        <w:drawing>
+          <wp:inline distT="0" distB="0" distL="0" distR="0" wp14:anchorId="3D1619A0" wp14:editId="315B2950">
+            <wp:extent cx="4608955" cy="2570671"/>
+            <wp:effectExtent l="0" t="0" r="1270" b="1270"/>
+            <wp:docPr id="1095559072" name="Obraz 1"/>
+            <wp:cNvGraphicFramePr>
+              <a:graphicFrameLocks xmlns:a="http://schemas.openxmlformats.org/drawingml/2006/main" noChangeAspect="1"/>
+            </wp:cNvGraphicFramePr>
+            <a:graphic xmlns:a="http://schemas.openxmlformats.org/drawingml/2006/main">
+              <a:graphicData uri="http://schemas.openxmlformats.org/drawingml/2006/picture">
+                <pic:pic xmlns:pic="http://schemas.openxmlformats.org/drawingml/2006/picture">
+                  <pic:nvPicPr>
+                    <pic:cNvPr id="1095559072" name=""/>
+                    <pic:cNvPicPr/>
+                  </pic:nvPicPr>
+                  <pic:blipFill>
+                    <a:blip r:embed="rId38"/>
+                    <a:stretch>
+                      <a:fillRect/>
+                    </a:stretch>
+                  </pic:blipFill>
+                  <pic:spPr>
+                    <a:xfrm>
+                      <a:off x="0" y="0"/>
+                      <a:ext cx="4613161" cy="2573017"/>
+                    </a:xfrm>
+                    <a:prstGeom prst="rect">
+                      <a:avLst/>
+                    </a:prstGeom>
+                  </pic:spPr>
+                </pic:pic>
+              </a:graphicData>
+            </a:graphic>
+          </wp:inline>
+        </w:drawing>
+      </w:r>
+    </w:p>
+    <w:p>
+      <w:pPr>
+        <w:pStyle w:val="Praca"/>
+        <w:jc w:val="center"/>
+      </w:pPr>
+      <w:r>
+        <w:t>Rys. 3.1 Ustawienie VRGameMode. Źródło: opracowanie własne</w:t>
+      </w:r>
+    </w:p>
+    <w:p>
+      <w:pPr>
+        <w:pStyle w:val="Praca"/>
+        <w:jc w:val="center"/>
+      </w:pPr>
+    </w:p>
+    <w:p>
+      <w:pPr>
+        <w:pStyle w:val="Praca"/>
+      </w:pPr>
+      <w:r>
+        <w:t>Na rysunku tylko dwie opcje są znaczące dla tego projektu. Są to PlayerController oraz Default Pawn Class. Pierwsza opcja odnosi się do kontrolera użytkownika. Tu nie trzeba było nic zmieniać, ale jest to opcja, do której wielokrotnie będę się odwoływał. VRPawn to jest aktor, który reprezentuje użytkownika w przestrzeni trójwymiarowej. Z jego perspektywy użytkownik będzie wchodził w interakcje ze światem. VRGameMode poza tym nie posiada dodatkowego kodu, gdyż wszystkie ważne funkcje są operowane poprzez odpowiadającym im blueprinty.</w:t>
+      </w:r>
+    </w:p>
+    <w:p>
+      <w:pPr>
+        <w:pStyle w:val="Praca"/>
+      </w:pPr>
+      <w:r>
+        <w:tab/>
+        <w:t>VR</w:t>
+      </w:r>
+      <w:r>
+        <w:t xml:space="preserve">Pawn jest blueprintem typu Pawn, który jest kontrolowany przez użytkownika. Wszystkie operacje związane z interakcją z otoczeniem musza być </w:t>
+      </w:r>
+      <w:r>
+        <w:lastRenderedPageBreak/>
+        <w:t>opracowane wewnątrz tego blueprinta. Pierwszą rzeczą jaką trzeba omówić to drzewo komponentów VRPawn.</w:t>
+      </w:r>
+    </w:p>
+    <w:p>
+      <w:pPr>
+        <w:pStyle w:val="Praca"/>
+        <w:jc w:val="center"/>
+      </w:pPr>
+      <w:r>
+        <w:drawing>
+          <wp:inline distT="0" distB="0" distL="0" distR="0" wp14:anchorId="27F4C107" wp14:editId="4B428984">
+            <wp:extent cx="2682815" cy="5145945"/>
+            <wp:effectExtent l="0" t="0" r="3810" b="0"/>
+            <wp:docPr id="2093386142" name="Obraz 1"/>
+            <wp:cNvGraphicFramePr>
+              <a:graphicFrameLocks xmlns:a="http://schemas.openxmlformats.org/drawingml/2006/main" noChangeAspect="1"/>
+            </wp:cNvGraphicFramePr>
+            <a:graphic xmlns:a="http://schemas.openxmlformats.org/drawingml/2006/main">
+              <a:graphicData uri="http://schemas.openxmlformats.org/drawingml/2006/picture">
+                <pic:pic xmlns:pic="http://schemas.openxmlformats.org/drawingml/2006/picture">
+                  <pic:nvPicPr>
+                    <pic:cNvPr id="2093386142" name=""/>
+                    <pic:cNvPicPr/>
+                  </pic:nvPicPr>
+                  <pic:blipFill>
+                    <a:blip r:embed="rId39"/>
+                    <a:stretch>
+                      <a:fillRect/>
+                    </a:stretch>
+                  </pic:blipFill>
+                  <pic:spPr>
+                    <a:xfrm>
+                      <a:off x="0" y="0"/>
+                      <a:ext cx="2685513" cy="5151119"/>
+                    </a:xfrm>
+                    <a:prstGeom prst="rect">
+                      <a:avLst/>
+                    </a:prstGeom>
+                  </pic:spPr>
+                </pic:pic>
+              </a:graphicData>
+            </a:graphic>
+          </wp:inline>
+        </w:drawing>
+      </w:r>
+    </w:p>
+    <w:p>
+      <w:pPr>
+        <w:pStyle w:val="Praca"/>
+        <w:jc w:val="center"/>
+      </w:pPr>
+      <w:r>
+        <w:t>Rys. 3.2 Drzewo komponentów VRPawn. Źródło: opracowanie własne</w:t>
+      </w:r>
+    </w:p>
+    <w:p>
+      <w:pPr>
+        <w:pStyle w:val="Praca"/>
+        <w:jc w:val="center"/>
+      </w:pPr>
+    </w:p>
+    <w:p>
+      <w:pPr>
+        <w:pStyle w:val="Praca"/>
+      </w:pPr>
+      <w:r>
+        <w:t xml:space="preserve">VRPawn dziedziczy po wbudowanej klasie Pawn, więc kilka komponentów jest domyślnie ustawione w drzewie. Głównym komponentem jest Capsule Component. Jest on odpowiedzialny za kolizje z innymi obiektami. Można powiedzieć, że określa rozmiar użytkownika. Wszystkie inne komponenty są od niego zależne w relacji rodzic-dziecko. </w:t>
+      </w:r>
+      <w:r>
+        <w:t xml:space="preserve">Jeden komponent może mieć jednego rodzica oraz wiele dzieci. Arrow Component jest dzieckiem Capsule Component. Odpowiada on za orientacje pionka w przestrzeni 3D. Pierwszym niedziedzicznym komponentem w drzewie jest Box. Jest to kolejny komponent odpowiadający za kolizje. Różnica między Capsule Component, a Box jest ich zastosowanie. Capsule Component służy do wykrywania kolizji ścian, by zapobiec niepożądanym </w:t>
+      </w:r>
+      <w:r>
+        <w:lastRenderedPageBreak/>
+        <w:t xml:space="preserve">przenikaniu przez obiekty. Box z drugiej strony odpowiada za wykrywanie kolizji stworzonych przez użytkownika przedmiotów. </w:t>
+      </w:r>
+      <w:r>
+        <w:t>Zdecydowałem się na takie rozwiązanie głównie ze względu działania fizyki w Unreal Engine 5. Przez często nieregularną geometrię obiektów zdarzały się sytuacje, gdzie lekkie przesunięcie ciałem obiektu skutkowało wystrzeleniem go z ogromną siłą. Zastosowanie dodatkowego wykrycia kolizji tylko dla tych obiektów usunęło ten problem.</w:t>
+      </w:r>
+      <w:r>
+        <w:t xml:space="preserve"> Mesh jest komponentem dziedzicznym po Pawn i nie ma on funkcji w tym blueprincie, ale też nie jest możliwe jego usunięcie ze względu na wcześniej wspomnianą dziedziczność. VROrigin to komponent, który jest rodzicem dla wszystkich komponentów związanych z obsługą wirtualnej rzeczywistości. Camera odpowiada za widok użytkownika. Są one jego cyfrowymi oczami i przez nie użytkownik będzie obserwował środowisko 3D dodatkowo jest ona zwizualizowana przez komponent static mesh, który może reprezentować dowolny model 3D. W tym wypadku jest to model 3D gogli VR. Użytkownik tego nie widzi, ale sam ten fakt okazał się pomocny przy tworzeniu projektu. Za wykrywanie i przenoszenie ruchu rąk gracza w wirtualne środowisko odpowiadają MotionControllerComponent. VRPawn posiada aż 4 takie komponent po dwa na każdą rękę. Jeden z tych komponentów dla przykładu MotionControllerLeftAim odpowiada za interakcje</w:t>
+      </w:r>
+      <w:r>
+        <w:t xml:space="preserve"> lewej ręki</w:t>
+      </w:r>
+      <w:r>
+        <w:t xml:space="preserve"> z blueprintem typu widget, o którym więcej będzie przy implementacji generacji pomieszczeń.</w:t>
+      </w:r>
+      <w:r>
+        <w:t xml:space="preserve"> Bardziej ważnym dla projektu jest </w:t>
+      </w:r>
+      <w:r>
+        <w:t>komponentem jest ten odpowiadający za chwytanie przedmiotów. Dla przykładu MotionControllerLeftGrip odpowiada za wizualizacje lewej ręki, która będzie chwytać obiekty w przestrzeni 3D.</w:t>
+      </w:r>
+      <w:r>
+        <w:t xml:space="preserve"> To czy prawa, czy lewa ręka będzie przez ten komponent wykrywana odpowiada opcja Motion Source.</w:t>
+      </w:r>
+    </w:p>
+    <w:p>
+      <w:pPr>
+        <w:pStyle w:val="Praca"/>
+        <w:jc w:val="center"/>
+      </w:pPr>
+      <w:r>
+        <w:drawing>
+          <wp:inline distT="0" distB="0" distL="0" distR="0" wp14:anchorId="4DA27BA2" wp14:editId="6D6DDAA1">
+            <wp:extent cx="5077534" cy="1171739"/>
+            <wp:effectExtent l="0" t="0" r="0" b="9525"/>
+            <wp:docPr id="1543058719" name="Obraz 1"/>
+            <wp:cNvGraphicFramePr>
+              <a:graphicFrameLocks xmlns:a="http://schemas.openxmlformats.org/drawingml/2006/main" noChangeAspect="1"/>
+            </wp:cNvGraphicFramePr>
+            <a:graphic xmlns:a="http://schemas.openxmlformats.org/drawingml/2006/main">
+              <a:graphicData uri="http://schemas.openxmlformats.org/drawingml/2006/picture">
+                <pic:pic xmlns:pic="http://schemas.openxmlformats.org/drawingml/2006/picture">
+                  <pic:nvPicPr>
+                    <pic:cNvPr id="1543058719" name=""/>
+                    <pic:cNvPicPr/>
+                  </pic:nvPicPr>
+                  <pic:blipFill>
+                    <a:blip r:embed="rId40"/>
+                    <a:stretch>
+                      <a:fillRect/>
+                    </a:stretch>
+                  </pic:blipFill>
+                  <pic:spPr>
+                    <a:xfrm>
+                      <a:off x="0" y="0"/>
+                      <a:ext cx="5077534" cy="1171739"/>
+                    </a:xfrm>
+                    <a:prstGeom prst="rect">
+                      <a:avLst/>
+                    </a:prstGeom>
+                  </pic:spPr>
+                </pic:pic>
+              </a:graphicData>
+            </a:graphic>
+          </wp:inline>
+        </w:drawing>
+      </w:r>
+    </w:p>
+    <w:p>
+      <w:pPr>
+        <w:pStyle w:val="Praca"/>
+        <w:jc w:val="center"/>
+      </w:pPr>
+      <w:r>
+        <w:t>Rys. 3.3 Opcja Motion Source dla MotionControllerLeftAim. Źródło: pracowanie własne</w:t>
+      </w:r>
+    </w:p>
+    <w:p>
+      <w:pPr>
+        <w:pStyle w:val="Praca"/>
+      </w:pPr>
+      <w:r>
+        <w:t xml:space="preserve">Największym problemem przy implementacji wizualizacji rąk była wykrywanie kolizji rąk. Domyślne rozwiązanie Unreal Engine 5 oferuje prostą wizualizację rąk, </w:t>
+      </w:r>
+      <w:r>
+        <w:lastRenderedPageBreak/>
+        <w:t>które przenikają przez obiekty. By umożliwić użytkownikowi interakcje z innymi obiektami musiałem inaczej zaprojektować całą obsługę rąk.</w:t>
+      </w:r>
+    </w:p>
+    <w:p>
+      <w:pPr>
+        <w:pStyle w:val="Nagwek2"/>
+      </w:pPr>
+      <w:r>
+        <w:t>3.</w:t>
+      </w:r>
+      <w:r>
+        <w:t>2</w:t>
+      </w:r>
+      <w:r>
+        <w:t xml:space="preserve"> </w:t>
+      </w:r>
+      <w:r>
+        <w:t>Generowanie Pomieszczenia</w:t>
+      </w:r>
+    </w:p>
+    <w:p>
+      <w:pPr>
+        <w:pStyle w:val="Nagwek2"/>
+      </w:pPr>
+      <w:r>
+        <w:t>3.</w:t>
+      </w:r>
+      <w:r>
+        <w:t>3</w:t>
+      </w:r>
+      <w:r>
+        <w:t xml:space="preserve"> </w:t>
+      </w:r>
+      <w:r>
+        <w:t>Tablet</w:t>
+      </w:r>
+    </w:p>
+    <w:p>
+      <w:pPr>
+        <w:pStyle w:val="Nagwek2"/>
+      </w:pPr>
+      <w:r>
+        <w:t>3.</w:t>
+      </w:r>
+      <w:r>
+        <w:t>4</w:t>
+      </w:r>
+      <w:r>
+        <w:t xml:space="preserve"> </w:t>
+      </w:r>
+      <w:r>
+        <w:t>Tworzenie Przedmiotów</w:t>
+      </w:r>
+    </w:p>
+    <w:p>
+      <w:pPr>
+        <w:pStyle w:val="Nagwek2"/>
+      </w:pPr>
+      <w:r>
+        <w:t>3.</w:t>
+      </w:r>
+      <w:r>
+        <w:t>5</w:t>
+      </w:r>
+      <w:r>
+        <w:t xml:space="preserve"> </w:t>
+      </w:r>
+      <w:r>
+        <w:t>Zmiana Wyglądu Ścian</w:t>
+      </w:r>
+    </w:p>
+    <w:p>
+      <w:pPr>
+        <w:pStyle w:val="Nagwek2"/>
+      </w:pPr>
+      <w:r>
+        <w:t>3.</w:t>
+      </w:r>
+      <w:r>
+        <w:t>6</w:t>
+      </w:r>
+      <w:r>
+        <w:t xml:space="preserve"> </w:t>
+      </w:r>
+      <w:r>
+        <w:t>Stałe Obiekty</w:t>
+      </w:r>
+    </w:p>
+    <w:p>
+      <w:pPr>
+        <w:pStyle w:val="Nagwek2"/>
+      </w:pPr>
+      <w:r>
+        <w:t>3.</w:t>
+      </w:r>
+      <w:r>
+        <w:t>7</w:t>
+      </w:r>
+      <w:r>
+        <w:t xml:space="preserve"> </w:t>
+      </w:r>
+      <w:r>
+        <w:t>Ustawienia</w:t>
+      </w:r>
+    </w:p>
+    <w:p/>
+    <w:p/>
+    <w:p/>
+    <w:p/>
+    <w:p/>
+    <w:p>
+      <w:pPr>
+        <w:pStyle w:val="Nagwek2"/>
+      </w:pPr>
+    </w:p>
+    <w:p/>
+    <w:p>
+      <w:pPr>
+        <w:pStyle w:val="Nagwek2"/>
+      </w:pPr>
+    </w:p>
+    <w:p/>
+    <w:p>
+      <w:pPr>
+        <w:pStyle w:val="Praca"/>
+      </w:pPr>
     </w:p>
     <w:sectPr>
-      <w:footerReference w:type="even" r:id="rId38"/>
-      <w:footerReference w:type="default" r:id="rId39"/>
+      <w:footerReference w:type="even" r:id="rId41"/>
+      <w:footerReference w:type="default" r:id="rId42"/>
       <w:pgSz w:w="11906" w:h="16838"/>
       <w:pgMar w:top="1134" w:right="1134" w:bottom="1134" w:left="1985" w:header="709" w:footer="709" w:gutter="0"/>
       <w:pgNumType w:start="3"/>
